--- a/Текст_доклада_к_презентации_обновленный.docx
+++ b/Текст_доклада_к_презентации_обновленный.docx
@@ -1,309 +1,508 @@
 
 <file path=word/document.xml><?xml version="1.0" encoding="utf-8"?>
-<w:document xmlns:wpc="http://schemas.microsoft.com/office/word/2010/wordprocessingCanvas" xmlns:cx="http://schemas.microsoft.com/office/drawing/2014/chartex" xmlns:cx1="http://schemas.microsoft.com/office/drawing/2015/9/8/chartex" xmlns:cx2="http://schemas.microsoft.com/office/drawing/2015/10/21/chartex" xmlns:cx3="http://schemas.microsoft.com/office/drawing/2016/5/9/chartex" xmlns:cx4="http://schemas.microsoft.com/office/drawing/2016/5/10/chartex" xmlns:cx5="http://schemas.microsoft.com/office/drawing/2016/5/11/chartex" xmlns:cx6="http://schemas.microsoft.com/office/drawing/2016/5/12/chartex" xmlns:cx7="http://schemas.microsoft.com/office/drawing/2016/5/13/chartex" xmlns:cx8="http://schemas.microsoft.com/office/drawing/2016/5/14/chartex" xmlns:mc="http://schemas.openxmlformats.org/markup-compatibility/2006" xmlns:aink="http://schemas.microsoft.com/office/drawing/2016/ink" xmlns:am3d="http://schemas.microsoft.com/office/drawing/2017/model3d" xmlns:o="urn:schemas-microsoft-com:office:office" xmlns:r="http://schemas.openxmlformats.org/officeDocument/2006/relationships" xmlns:m="http://schemas.openxmlformats.org/officeDocument/2006/math" xmlns:v="urn:schemas-microsoft-com:vml" xmlns:wp14="http://schemas.microsoft.com/office/word/2010/wordprocessingDrawing" xmlns:wp="http://schemas.openxmlformats.org/drawingml/2006/wordprocessingDrawing" xmlns:w10="urn:schemas-microsoft-com:office:word" xmlns:w="http://schemas.openxmlformats.org/wordprocessingml/2006/main" xmlns:w14="http://schemas.microsoft.com/office/word/2010/wordml" xmlns:w15="http://schemas.microsoft.com/office/word/2012/wordml" xmlns:w16cex="http://schemas.microsoft.com/office/word/2018/wordml/cex" xmlns:w16cid="http://schemas.microsoft.com/office/word/2016/wordml/cid" xmlns:w16="http://schemas.microsoft.com/office/word/2018/wordml" xmlns:w16sdtdh="http://schemas.microsoft.com/office/word/2020/wordml/sdtdatahash" xmlns:w16se="http://schemas.microsoft.com/office/word/2015/wordml/symex" xmlns:wpg="http://schemas.microsoft.com/office/word/2010/wordprocessingGroup" xmlns:wpi="http://schemas.microsoft.com/office/word/2010/wordprocessingInk" xmlns:wne="http://schemas.microsoft.com/office/word/2006/wordml" xmlns:wps="http://schemas.microsoft.com/office/word/2010/wordprocessingShape" mc:Ignorable="w14 w15 w16se w16cid w16 w16cex w16sdtdh wp14">
+<w:document xmlns:wpc="http://schemas.microsoft.com/office/word/2010/wordprocessingCanvas" xmlns:cx="http://schemas.microsoft.com/office/drawing/2014/chartex" xmlns:cx1="http://schemas.microsoft.com/office/drawing/2015/9/8/chartex" xmlns:cx2="http://schemas.microsoft.com/office/drawing/2015/10/21/chartex" xmlns:cx3="http://schemas.microsoft.com/office/drawing/2016/5/9/chartex" xmlns:cx4="http://schemas.microsoft.com/office/drawing/2016/5/10/chartex" xmlns:cx5="http://schemas.microsoft.com/office/drawing/2016/5/11/chartex" xmlns:cx6="http://schemas.microsoft.com/office/drawing/2016/5/12/chartex" xmlns:cx7="http://schemas.microsoft.com/office/drawing/2016/5/13/chartex" xmlns:cx8="http://schemas.microsoft.com/office/drawing/2016/5/14/chartex" xmlns:mc="http://schemas.openxmlformats.org/markup-compatibility/2006" xmlns:aink="http://schemas.microsoft.com/office/drawing/2016/ink" xmlns:am3d="http://schemas.microsoft.com/office/drawing/2017/model3d" xmlns:o="urn:schemas-microsoft-com:office:office" xmlns:r="http://schemas.openxmlformats.org/officeDocument/2006/relationships" xmlns:m="http://schemas.openxmlformats.org/officeDocument/2006/math" xmlns:v="urn:schemas-microsoft-com:vml" xmlns:wp14="http://schemas.microsoft.com/office/word/2010/wordprocessingDrawing" xmlns:wp="http://schemas.openxmlformats.org/drawingml/2006/wordprocessingDrawing" xmlns:w10="urn:schemas-microsoft-com:office:word" xmlns:w="http://schemas.openxmlformats.org/wordprocessingml/2006/main" xmlns:w14="http://schemas.microsoft.com/office/word/2010/wordml" xmlns:w15="http://schemas.microsoft.com/office/word/2012/wordml" xmlns:w16cex="http://schemas.microsoft.com/office/word/2018/wordml/cex" xmlns:w16cid="http://schemas.microsoft.com/office/word/2016/wordml/cid" xmlns:w16="http://schemas.microsoft.com/office/word/2018/wordml" xmlns:w16se="http://schemas.microsoft.com/office/word/2015/wordml/symex" xmlns:wpg="http://schemas.microsoft.com/office/word/2010/wordprocessingGroup" xmlns:wpi="http://schemas.microsoft.com/office/word/2010/wordprocessingInk" xmlns:wne="http://schemas.microsoft.com/office/word/2006/wordml" xmlns:wps="http://schemas.microsoft.com/office/word/2010/wordprocessingShape" mc:Ignorable="w14 w15 w16se w16cid w16 w16cex wp14">
   <w:body>
     <w:p>
       <w:pPr>
-        <w:pStyle w:val="aff8"/>
+        <w:spacing w:before="100" w:beforeAutospacing="1" w:after="100" w:afterAutospacing="1" w:line="240" w:lineRule="auto"/>
+        <w:rPr>
+          <w:rFonts w:cs="Times New Roman"/>
+          <w:szCs w:val="24"/>
+          <w:lang w:val="ru-RU" w:eastAsia="ru-RU"/>
+        </w:rPr>
       </w:pPr>
       <w:r>
         <w:rPr>
-          <w:rStyle w:val="af6"/>
+          <w:rFonts w:cs="Times New Roman"/>
+          <w:szCs w:val="24"/>
+          <w:lang w:val="ru-RU" w:eastAsia="ru-RU"/>
         </w:rPr>
-        <w:t>Слайд 1. Тема</w:t>
+        <w:t>Здравствуйте, уважаемые члены комиссии.</w:t>
       </w:r>
       <w:r>
+        <w:rPr>
+          <w:rFonts w:cs="Times New Roman"/>
+          <w:szCs w:val="24"/>
+          <w:lang w:val="ru-RU" w:eastAsia="ru-RU"/>
+        </w:rPr>
+        <w:t xml:space="preserve"> Я студент </w:t>
+      </w:r>
+      <w:r>
+        <w:rPr>
+          <w:rFonts w:cs="Times New Roman"/>
+          <w:szCs w:val="24"/>
+          <w:lang w:val="ru-RU" w:eastAsia="ru-RU"/>
+        </w:rPr>
+        <w:t>группы ИС-22 Криворучко Павел.</w:t>
+      </w:r>
+      <w:r>
+        <w:rPr>
+          <w:rFonts w:cs="Times New Roman"/>
+          <w:szCs w:val="24"/>
+          <w:lang w:val="ru-RU" w:eastAsia="ru-RU"/>
+        </w:rPr>
         <w:br/>
-        <w:t>Тема моей работы — разработка модуля организации образовательного процесса и системы поддержки пользователей. Модуль разрабатывается как часть платформы ItCube.</w:t>
+        <w:t xml:space="preserve">Тема моей выпускной квалификационной работы — </w:t>
+      </w:r>
+      <w:r>
+        <w:rPr>
+          <w:rFonts w:cs="Times New Roman"/>
+          <w:b/>
+          <w:bCs/>
+          <w:szCs w:val="24"/>
+          <w:lang w:val="ru-RU" w:eastAsia="ru-RU"/>
+        </w:rPr>
+        <w:t>«Разработка модуля организации образовательного процесса и системы поддержки пользователей»</w:t>
+      </w:r>
+      <w:r>
+        <w:rPr>
+          <w:rFonts w:cs="Times New Roman"/>
+          <w:szCs w:val="24"/>
+          <w:lang w:val="ru-RU" w:eastAsia="ru-RU"/>
+        </w:rPr>
+        <w:t>.</w:t>
       </w:r>
     </w:p>
     <w:p>
       <w:pPr>
-        <w:pStyle w:val="aff8"/>
+        <w:spacing w:before="100" w:beforeAutospacing="1" w:after="100" w:afterAutospacing="1" w:line="240" w:lineRule="auto"/>
+        <w:rPr>
+          <w:rFonts w:cs="Times New Roman"/>
+          <w:szCs w:val="24"/>
+          <w:lang w:val="ru-RU" w:eastAsia="ru-RU"/>
+        </w:rPr>
       </w:pPr>
       <w:r>
         <w:rPr>
-          <w:rStyle w:val="af6"/>
+          <w:rFonts w:cs="Times New Roman"/>
+          <w:szCs w:val="24"/>
+          <w:lang w:val="ru-RU" w:eastAsia="ru-RU"/>
         </w:rPr>
-        <w:t>Слайд 2. Актуальность</w:t>
-      </w:r>
-      <w:r>
-        <w:br/>
-        <w:t>Актуальность связана с тем, что заявки, расписание, материалы, посещаемость и результаты часто ведутся в разных инструментах. Это приводит к ручному переносу данных, ошибкам и задержкам, поэтому нужен единый модуль для сопровождения образовательного процесса.</w:t>
+        <w:t>Актуальность работы связана с тем, что образовательный процесс часто ведётся в разрозненных инструментах: таблицах, документах, мессенджерах и облачных папках. Из-за этого сложно контролировать заявки, состав групп, расписание, материалы, посещаемость и результаты. Поэтому в работе предложен единый модуль, который централизует данные и снижает количество ручных операций.</w:t>
       </w:r>
     </w:p>
     <w:p>
       <w:pPr>
-        <w:pStyle w:val="aff8"/>
+        <w:spacing w:before="100" w:beforeAutospacing="1" w:after="100" w:afterAutospacing="1" w:line="240" w:lineRule="auto"/>
+        <w:rPr>
+          <w:rFonts w:cs="Times New Roman"/>
+          <w:szCs w:val="24"/>
+          <w:lang w:val="ru-RU" w:eastAsia="ru-RU"/>
+        </w:rPr>
       </w:pPr>
       <w:r>
         <w:rPr>
-          <w:rStyle w:val="af6"/>
+          <w:rFonts w:cs="Times New Roman"/>
+          <w:szCs w:val="24"/>
+          <w:lang w:val="ru-RU" w:eastAsia="ru-RU"/>
         </w:rPr>
-        <w:t>Слайд 3. Цель и задачи</w:t>
+        <w:t xml:space="preserve">Цель работы — разработать модуль образовательного процесса для платформы </w:t>
       </w:r>
       <w:r>
+        <w:rPr>
+          <w:rFonts w:cs="Times New Roman"/>
+          <w:b/>
+          <w:bCs/>
+          <w:szCs w:val="24"/>
+          <w:lang w:val="ru-RU" w:eastAsia="ru-RU"/>
+        </w:rPr>
+        <w:t>«Полярная Матрица»</w:t>
+      </w:r>
+      <w:r>
+        <w:rPr>
+          <w:rFonts w:cs="Times New Roman"/>
+          <w:szCs w:val="24"/>
+          <w:lang w:val="ru-RU" w:eastAsia="ru-RU"/>
+        </w:rPr>
+        <w:t>.</w:t>
+      </w:r>
+      <w:r>
+        <w:rPr>
+          <w:rFonts w:cs="Times New Roman"/>
+          <w:szCs w:val="24"/>
+          <w:lang w:val="ru-RU" w:eastAsia="ru-RU"/>
+        </w:rPr>
         <w:br/>
-        <w:t>Цель работы — разработать модуль организации образовательного процесса и поддержки пользователей. Для этого были проанализированы текущие процессы, выполнен патентный поиск, спроектированы база данных и архитектура, а также реализованы основные сценарии работы.</w:t>
+        <w:t>Модуль охватывает основной сценарий: каталог программ, подача заявки, при необходимости собеседование, одобрение, зачисление, обучение, материалы, задания, посещаемость и итоговый документ.</w:t>
       </w:r>
     </w:p>
     <w:p>
       <w:pPr>
-        <w:pStyle w:val="aff8"/>
+        <w:spacing w:before="100" w:beforeAutospacing="1" w:after="100" w:afterAutospacing="1" w:line="240" w:lineRule="auto"/>
+        <w:rPr>
+          <w:rFonts w:cs="Times New Roman"/>
+          <w:szCs w:val="24"/>
+          <w:lang w:val="ru-RU" w:eastAsia="ru-RU"/>
+        </w:rPr>
       </w:pPr>
       <w:r>
         <w:rPr>
-          <w:rStyle w:val="af6"/>
+          <w:rFonts w:cs="Times New Roman"/>
+          <w:szCs w:val="24"/>
+          <w:lang w:val="ru-RU" w:eastAsia="ru-RU"/>
         </w:rPr>
-        <w:t>Слайд 4. Патентный поиск</w:t>
-      </w:r>
-      <w:r>
-        <w:br/>
-        <w:t>Патентный поиск и анализ аналогов показали, что существующие решения закрывают отдельные части процесса, но не весь сценарий целиком: от заявки и собеседования до обучения, результатов и поддержки пользователя.</w:t>
+        <w:t>Перед проектированием был выполнен анализ аналогов и патентный поиск. Были рассмотрены решения, связанные с электронным обучением, образовательными каталогами и электронными журналами. Анализ показал, что отдельные системы закрывают часть процесса, но в моей работе акцент сделан на едином сценарии от заявки до результата обучения.</w:t>
       </w:r>
     </w:p>
     <w:p>
       <w:pPr>
-        <w:pStyle w:val="aff8"/>
+        <w:spacing w:before="100" w:beforeAutospacing="1" w:after="100" w:afterAutospacing="1" w:line="240" w:lineRule="auto"/>
+        <w:rPr>
+          <w:rFonts w:cs="Times New Roman"/>
+          <w:szCs w:val="24"/>
+          <w:lang w:val="ru-RU" w:eastAsia="ru-RU"/>
+        </w:rPr>
       </w:pPr>
       <w:r>
         <w:rPr>
-          <w:rStyle w:val="af6"/>
+          <w:rFonts w:cs="Times New Roman"/>
+          <w:szCs w:val="24"/>
+          <w:lang w:val="ru-RU" w:eastAsia="ru-RU"/>
         </w:rPr>
-        <w:t>Слайд 5. DFD AS-IS, контекст</w:t>
+        <w:t>Далее был проведён системный анализ текущего процесса.</w:t>
       </w:r>
       <w:r>
+        <w:rPr>
+          <w:rFonts w:cs="Times New Roman"/>
+          <w:szCs w:val="24"/>
+          <w:lang w:val="ru-RU" w:eastAsia="ru-RU"/>
+        </w:rPr>
         <w:br/>
-        <w:t>На AS-IS диаграмме видно, как процесс устроен сейчас: участники и этапы есть, но данные передаются вручную и не объединены в едином программном контуре.</w:t>
+        <w:t>В AS-IS модели видно, что этапы образовательного процесса уже существуют, но данные между ними часто передаются вручную. Информация дублируется в разных местах, из-за чего увеличивается трудоёмкость и появляется риск ошибок.</w:t>
       </w:r>
     </w:p>
     <w:p>
       <w:pPr>
-        <w:pStyle w:val="aff8"/>
+        <w:spacing w:before="100" w:beforeAutospacing="1" w:after="100" w:afterAutospacing="1" w:line="240" w:lineRule="auto"/>
+        <w:rPr>
+          <w:rFonts w:cs="Times New Roman"/>
+          <w:szCs w:val="24"/>
+          <w:lang w:val="ru-RU" w:eastAsia="ru-RU"/>
+        </w:rPr>
       </w:pPr>
       <w:r>
         <w:rPr>
-          <w:rStyle w:val="af6"/>
+          <w:rFonts w:cs="Times New Roman"/>
+          <w:szCs w:val="24"/>
+          <w:lang w:val="ru-RU" w:eastAsia="ru-RU"/>
         </w:rPr>
-        <w:t>Слайд 6. DFD AS-IS, декомпозиция</w:t>
+        <w:t xml:space="preserve">В TO-BE модели процесс сохраняется по смыслу, но центральной точкой становится модуль </w:t>
       </w:r>
       <w:r>
-        <w:br/>
-        <w:t>Декомпозиция показывает основную проблему: сведения переходят между этапами через разные накопители и сотрудников. Из-за этого появляются дублирование, задержки и риск ошибок.</w:t>
+        <w:rPr>
+          <w:rFonts w:cs="Times New Roman"/>
+          <w:b/>
+          <w:bCs/>
+          <w:szCs w:val="24"/>
+          <w:lang w:val="ru-RU" w:eastAsia="ru-RU"/>
+        </w:rPr>
+        <w:t>«Образование»</w:t>
+      </w:r>
+      <w:r>
+        <w:rPr>
+          <w:rFonts w:cs="Times New Roman"/>
+          <w:szCs w:val="24"/>
+          <w:lang w:val="ru-RU" w:eastAsia="ru-RU"/>
+        </w:rPr>
+        <w:t>. Заявка создаётся в системе, собеседование выбирается через слот, решение фиксируется статусом, а после зачисления создаётся запись участия пользователя в группе.</w:t>
       </w:r>
     </w:p>
     <w:p>
       <w:pPr>
-        <w:pStyle w:val="aff8"/>
+        <w:spacing w:before="100" w:beforeAutospacing="1" w:after="100" w:afterAutospacing="1" w:line="240" w:lineRule="auto"/>
+        <w:rPr>
+          <w:rFonts w:cs="Times New Roman"/>
+          <w:szCs w:val="24"/>
+          <w:lang w:val="ru-RU" w:eastAsia="ru-RU"/>
+        </w:rPr>
       </w:pPr>
       <w:r>
         <w:rPr>
-          <w:rStyle w:val="af6"/>
+          <w:rFonts w:cs="Times New Roman"/>
+          <w:szCs w:val="24"/>
+          <w:lang w:val="ru-RU" w:eastAsia="ru-RU"/>
         </w:rPr>
-        <w:t>Слайд 7. IDEF0 AS-IS</w:t>
+        <w:t>После этого была разработана модель данных.</w:t>
       </w:r>
       <w:r>
+        <w:rPr>
+          <w:rFonts w:cs="Times New Roman"/>
+          <w:szCs w:val="24"/>
+          <w:lang w:val="ru-RU" w:eastAsia="ru-RU"/>
+        </w:rPr>
         <w:br/>
-        <w:t>На примере формирования курса видно, что подготовка программы, группы и преподавателя зависит от ручного согласования. Поэтому дальше эти данные нужно перенести в единую систему.</w:t>
+        <w:t xml:space="preserve">Основные сущности модуля — курс, блок курса, группа, заявка, слот собеседования, зачисление, занятие, материал, задание, работа ученика, посещаемость и сертификат. В физической модели используется </w:t>
+      </w:r>
+      <w:proofErr w:type="spellStart"/>
+      <w:r>
+        <w:rPr>
+          <w:rFonts w:cs="Times New Roman"/>
+          <w:szCs w:val="24"/>
+          <w:lang w:val="ru-RU" w:eastAsia="ru-RU"/>
+        </w:rPr>
+        <w:t>PostgreSQL</w:t>
+      </w:r>
+      <w:proofErr w:type="spellEnd"/>
+      <w:r>
+        <w:rPr>
+          <w:rFonts w:cs="Times New Roman"/>
+          <w:szCs w:val="24"/>
+          <w:lang w:val="ru-RU" w:eastAsia="ru-RU"/>
+        </w:rPr>
+        <w:t xml:space="preserve">. История смены статусов заявки фиксируется отдельно, чтобы было видно, кто и когда принял решение. Файлы материалов и работ не хранятся напрямую в базе: в базе сохраняются метаданные и </w:t>
+      </w:r>
+      <w:proofErr w:type="spellStart"/>
+      <w:r>
+        <w:rPr>
+          <w:rFonts w:cs="Times New Roman"/>
+          <w:szCs w:val="24"/>
+          <w:lang w:val="ru-RU" w:eastAsia="ru-RU"/>
+        </w:rPr>
+        <w:t>object_key</w:t>
+      </w:r>
+      <w:proofErr w:type="spellEnd"/>
+      <w:r>
+        <w:rPr>
+          <w:rFonts w:cs="Times New Roman"/>
+          <w:szCs w:val="24"/>
+          <w:lang w:val="ru-RU" w:eastAsia="ru-RU"/>
+        </w:rPr>
+        <w:t xml:space="preserve">, а сами файлы размещаются в </w:t>
+      </w:r>
+      <w:proofErr w:type="spellStart"/>
+      <w:r>
+        <w:rPr>
+          <w:rFonts w:cs="Times New Roman"/>
+          <w:szCs w:val="24"/>
+          <w:lang w:val="ru-RU" w:eastAsia="ru-RU"/>
+        </w:rPr>
+        <w:t>MinIO</w:t>
+      </w:r>
+      <w:proofErr w:type="spellEnd"/>
+      <w:r>
+        <w:rPr>
+          <w:rFonts w:cs="Times New Roman"/>
+          <w:szCs w:val="24"/>
+          <w:lang w:val="ru-RU" w:eastAsia="ru-RU"/>
+        </w:rPr>
+        <w:t>.</w:t>
       </w:r>
     </w:p>
     <w:p>
       <w:pPr>
-        <w:pStyle w:val="aff8"/>
+        <w:spacing w:before="100" w:beforeAutospacing="1" w:after="100" w:afterAutospacing="1" w:line="240" w:lineRule="auto"/>
+        <w:rPr>
+          <w:rFonts w:cs="Times New Roman"/>
+          <w:szCs w:val="24"/>
+          <w:lang w:val="ru-RU" w:eastAsia="ru-RU"/>
+        </w:rPr>
       </w:pPr>
       <w:r>
         <w:rPr>
-          <w:rStyle w:val="af6"/>
+          <w:rFonts w:cs="Times New Roman"/>
+          <w:szCs w:val="24"/>
+          <w:lang w:val="ru-RU" w:eastAsia="ru-RU"/>
         </w:rPr>
-        <w:t>Слайд 8. IDEF0 TO-BE, контекст</w:t>
+        <w:t xml:space="preserve">Технически проект построен от серверной части и API-контрактов. </w:t>
       </w:r>
+      <w:proofErr w:type="spellStart"/>
       <w:r>
-        <w:br/>
-        <w:t>В TO-BE модели центральным элементом становится модуль «Образование». Через него проходят заявки, собеседования, зачисление, обучение и результаты.</w:t>
+        <w:rPr>
+          <w:rFonts w:cs="Times New Roman"/>
+          <w:szCs w:val="24"/>
+          <w:lang w:val="ru-RU" w:eastAsia="ru-RU"/>
+        </w:rPr>
+        <w:t>Backend</w:t>
+      </w:r>
+      <w:proofErr w:type="spellEnd"/>
+      <w:r>
+        <w:rPr>
+          <w:rFonts w:cs="Times New Roman"/>
+          <w:szCs w:val="24"/>
+          <w:lang w:val="ru-RU" w:eastAsia="ru-RU"/>
+        </w:rPr>
+        <w:t xml:space="preserve"> реализуется на </w:t>
+      </w:r>
+      <w:proofErr w:type="spellStart"/>
+      <w:r>
+        <w:rPr>
+          <w:rFonts w:cs="Times New Roman"/>
+          <w:szCs w:val="24"/>
+          <w:lang w:val="ru-RU" w:eastAsia="ru-RU"/>
+        </w:rPr>
+        <w:t>Go</w:t>
+      </w:r>
+      <w:proofErr w:type="spellEnd"/>
+      <w:r>
+        <w:rPr>
+          <w:rFonts w:cs="Times New Roman"/>
+          <w:szCs w:val="24"/>
+          <w:lang w:val="ru-RU" w:eastAsia="ru-RU"/>
+        </w:rPr>
+        <w:t xml:space="preserve">. Для клиентской части используются Next.js и </w:t>
+      </w:r>
+      <w:proofErr w:type="spellStart"/>
+      <w:r>
+        <w:rPr>
+          <w:rFonts w:cs="Times New Roman"/>
+          <w:szCs w:val="24"/>
+          <w:lang w:val="ru-RU" w:eastAsia="ru-RU"/>
+        </w:rPr>
+        <w:t>React</w:t>
+      </w:r>
+      <w:proofErr w:type="spellEnd"/>
+      <w:r>
+        <w:rPr>
+          <w:rFonts w:cs="Times New Roman"/>
+          <w:szCs w:val="24"/>
+          <w:lang w:val="ru-RU" w:eastAsia="ru-RU"/>
+        </w:rPr>
+        <w:t>: пользовательское приложение включает каталог и личный кабинет, а административная панель используется для управления курсами, группами, заявками и учебным процессом. Архитектурно система разделена на ядро и модуль образования. Ядро отвечает за аккаунты, авторизацию, профили и глобальные роли, а модуль образования хранит только идентификатор пользователя и свои доменные данные.</w:t>
       </w:r>
     </w:p>
     <w:p>
       <w:pPr>
-        <w:pStyle w:val="aff8"/>
+        <w:spacing w:before="100" w:beforeAutospacing="1" w:after="100" w:afterAutospacing="1" w:line="240" w:lineRule="auto"/>
+        <w:rPr>
+          <w:rFonts w:cs="Times New Roman"/>
+          <w:szCs w:val="24"/>
+          <w:lang w:val="ru-RU" w:eastAsia="ru-RU"/>
+        </w:rPr>
       </w:pPr>
       <w:r>
         <w:rPr>
-          <w:rStyle w:val="af6"/>
+          <w:rFonts w:cs="Times New Roman"/>
+          <w:szCs w:val="24"/>
+          <w:lang w:val="ru-RU" w:eastAsia="ru-RU"/>
         </w:rPr>
-        <w:t>Слайд 9. IDEF0 TO-BE, декомпозиция</w:t>
-      </w:r>
-      <w:r>
-        <w:br/>
-        <w:t>Главное изменение — данные больше не переносятся вручную между этапами. Они хранятся в базе данных модуля и используются всеми процессами через backend.</w:t>
+        <w:t>Отдельно в проекте предусмотрена система поддержки пользователей. Она выражается в личном кабинете, уведомлениях, событиях и простых автоматизациях. Также добавлен ИИ-ассистент в безопасных сценариях: он может помогать формировать черновики материалов, подсказки и ответы, но итоговые решения остаются за сотрудником.</w:t>
       </w:r>
     </w:p>
     <w:p>
       <w:pPr>
-        <w:pStyle w:val="aff8"/>
+        <w:spacing w:before="100" w:beforeAutospacing="1" w:after="100" w:afterAutospacing="1" w:line="240" w:lineRule="auto"/>
+        <w:rPr>
+          <w:rFonts w:cs="Times New Roman"/>
+          <w:szCs w:val="24"/>
+          <w:lang w:val="ru-RU" w:eastAsia="ru-RU"/>
+        </w:rPr>
       </w:pPr>
       <w:r>
         <w:rPr>
-          <w:rStyle w:val="af6"/>
+          <w:rFonts w:cs="Times New Roman"/>
+          <w:szCs w:val="24"/>
+          <w:lang w:val="ru-RU" w:eastAsia="ru-RU"/>
         </w:rPr>
-        <w:t>Слайд 10. DFD TO-BE, обучение</w:t>
-      </w:r>
-      <w:r>
-        <w:br/>
-        <w:t>В учебном контуре материалы, задания, посещаемость и результаты связываются с конкретной группой и пользователем. Доступ к обучению открывается только после зачисления.</w:t>
+        <w:lastRenderedPageBreak/>
+        <w:t>Диаграмма прецедентов показывает роли участников. Ученик работает с каталогом, заявкой и обучением. Преподаватель получает доступ только к назначенным группам. Администратор и завуч управляют программами, группами, заявками и итоговыми документами. Такое разделение важно для безопасности и контроля доступа.</w:t>
       </w:r>
     </w:p>
     <w:p>
       <w:pPr>
-        <w:pStyle w:val="aff8"/>
+        <w:spacing w:before="100" w:beforeAutospacing="1" w:after="100" w:afterAutospacing="1" w:line="240" w:lineRule="auto"/>
+        <w:rPr>
+          <w:rFonts w:cs="Times New Roman"/>
+          <w:szCs w:val="24"/>
+          <w:lang w:val="ru-RU" w:eastAsia="ru-RU"/>
+        </w:rPr>
       </w:pPr>
       <w:r>
         <w:rPr>
-          <w:rStyle w:val="af6"/>
+          <w:rFonts w:cs="Times New Roman"/>
+          <w:szCs w:val="24"/>
+          <w:lang w:val="ru-RU" w:eastAsia="ru-RU"/>
         </w:rPr>
-        <w:t>Слайд 11. Логическая модель БД</w:t>
-      </w:r>
-      <w:r>
-        <w:br/>
-        <w:t>Логическая модель показывает основные сущности: курсы, группы, заявки, собеседования, занятия, материалы, задания, посещаемость и сертификаты. Ключевая связь — участие пользователя в группе.</w:t>
+        <w:t>В ходе тестирования были проверены основные сценарии: создание курса и группы, подача заявки, выбор слота, смена статусов, зачисление, открытие доступа к обучению, работа с материалами, заданиями и посещаемостью.</w:t>
       </w:r>
     </w:p>
     <w:p>
       <w:pPr>
-        <w:pStyle w:val="aff8"/>
+        <w:spacing w:before="100" w:beforeAutospacing="1" w:after="100" w:afterAutospacing="1" w:line="240" w:lineRule="auto"/>
+        <w:rPr>
+          <w:rFonts w:cs="Times New Roman"/>
+          <w:szCs w:val="24"/>
+          <w:lang w:val="ru-RU" w:eastAsia="ru-RU"/>
+        </w:rPr>
       </w:pPr>
       <w:r>
         <w:rPr>
-          <w:rStyle w:val="af6"/>
+          <w:rFonts w:cs="Times New Roman"/>
+          <w:szCs w:val="24"/>
+          <w:lang w:val="ru-RU" w:eastAsia="ru-RU"/>
         </w:rPr>
-        <w:t>Слайд 12. Физическая модель БД</w:t>
+        <w:t xml:space="preserve">Экономический эффект оценивался по сравнению трудоёмкости операций в AS-IS и TO-BE процессах. За счёт единой базы данных и сокращения ручного переноса сведений трудоёмкость типового процесса снижается с </w:t>
       </w:r>
       <w:r>
-        <w:br/>
-        <w:t xml:space="preserve">Физическая модель показывает реализацию в PostgreSQL: таблицы, ключи и связи. Отдельно </w:t>
+        <w:rPr>
+          <w:rFonts w:cs="Times New Roman"/>
+          <w:b/>
+          <w:bCs/>
+          <w:szCs w:val="24"/>
+          <w:lang w:val="ru-RU" w:eastAsia="ru-RU"/>
+        </w:rPr>
+        <w:t>440 до 220 минут</w:t>
       </w:r>
       <w:r>
-        <w:lastRenderedPageBreak/>
-        <w:t>фиксируется история статусов заявки, а файлы хранятся через MinIO, в базе остаются только метаданные.</w:t>
+        <w:rPr>
+          <w:rFonts w:cs="Times New Roman"/>
+          <w:szCs w:val="24"/>
+          <w:lang w:val="ru-RU" w:eastAsia="ru-RU"/>
+        </w:rPr>
+        <w:t xml:space="preserve">, то есть примерно на </w:t>
+      </w:r>
+      <w:r>
+        <w:rPr>
+          <w:rFonts w:cs="Times New Roman"/>
+          <w:b/>
+          <w:bCs/>
+          <w:szCs w:val="24"/>
+          <w:lang w:val="ru-RU" w:eastAsia="ru-RU"/>
+        </w:rPr>
+        <w:t>50%</w:t>
+      </w:r>
+      <w:r>
+        <w:rPr>
+          <w:rFonts w:cs="Times New Roman"/>
+          <w:szCs w:val="24"/>
+          <w:lang w:val="ru-RU" w:eastAsia="ru-RU"/>
+        </w:rPr>
+        <w:t>.</w:t>
       </w:r>
     </w:p>
     <w:p>
       <w:pPr>
-        <w:pStyle w:val="aff8"/>
+        <w:spacing w:before="100" w:beforeAutospacing="1" w:after="100" w:afterAutospacing="1" w:line="240" w:lineRule="auto"/>
+        <w:rPr>
+          <w:rFonts w:cs="Times New Roman"/>
+          <w:szCs w:val="24"/>
+          <w:lang w:val="ru-RU" w:eastAsia="ru-RU"/>
+        </w:rPr>
       </w:pPr>
       <w:r>
         <w:rPr>
-          <w:rStyle w:val="af6"/>
+          <w:rFonts w:cs="Times New Roman"/>
+          <w:szCs w:val="24"/>
+          <w:lang w:val="ru-RU" w:eastAsia="ru-RU"/>
         </w:rPr>
-        <w:t>Слайд 13. Стек технологий</w:t>
-      </w:r>
-      <w:r>
-        <w:br/>
-        <w:t>Backend реализуется на Go, база данных — PostgreSQL, файлы — MinIO. Пользовательская часть выполнена на Next.js, административная — на React SPA.</w:t>
+        <w:t>В результате работы был спроектирован и реализован модуль образовательного процесса, построены AS-IS и TO-BE модели, разработана логическая и физическая модель данных, описана архитектура, реализованы основные интерфейсы и подтверждён эффект внедрения.</w:t>
       </w:r>
     </w:p>
     <w:p>
       <w:pPr>
-        <w:pStyle w:val="aff8"/>
+        <w:spacing w:before="100" w:beforeAutospacing="1" w:after="100" w:afterAutospacing="1" w:line="240" w:lineRule="auto"/>
+        <w:rPr>
+          <w:rFonts w:cs="Times New Roman"/>
+          <w:szCs w:val="24"/>
+          <w:lang w:val="ru-RU" w:eastAsia="ru-RU"/>
+        </w:rPr>
       </w:pPr>
       <w:r>
         <w:rPr>
-          <w:rStyle w:val="af6"/>
+          <w:rFonts w:cs="Times New Roman"/>
+          <w:szCs w:val="24"/>
+          <w:lang w:val="ru-RU" w:eastAsia="ru-RU"/>
         </w:rPr>
-        <w:t>Слайд 14. Архитектура</w:t>
-      </w:r>
-      <w:r>
-        <w:br/>
-        <w:t>Архитектура разделена на ядро и модуль образования. Ядро отвечает за аккаунты и роли, а модуль хранит только UserID и свои доменные данные: заявки, группы, участие и результаты.</w:t>
-      </w:r>
-    </w:p>
-    <w:p>
-      <w:pPr>
-        <w:pStyle w:val="aff8"/>
-      </w:pPr>
-      <w:r>
-        <w:rPr>
-          <w:rStyle w:val="af6"/>
-        </w:rPr>
-        <w:t>Слайд 15. Прецеденты</w:t>
-      </w:r>
-      <w:r>
-        <w:br/>
-        <w:t>Диаграмма прецедентов показывает разделение функций. Ученик работает с каталогом, заявками и обучением, преподаватель — со своими группами, а администратор управляет программами и заявками.</w:t>
-      </w:r>
-    </w:p>
-    <w:p>
-      <w:pPr>
-        <w:pStyle w:val="aff8"/>
-      </w:pPr>
-      <w:r>
-        <w:rPr>
-          <w:rStyle w:val="af6"/>
-        </w:rPr>
-        <w:t>Слайд 16. Каталог программ</w:t>
-      </w:r>
-      <w:r>
-        <w:br/>
-        <w:t>Каталог программ является точкой входа для ученика. Здесь пользователь выбирает направление и переходит к записи.</w:t>
-      </w:r>
-    </w:p>
-    <w:p>
-      <w:pPr>
-        <w:pStyle w:val="aff8"/>
-      </w:pPr>
-      <w:r>
-        <w:rPr>
-          <w:rStyle w:val="af6"/>
-        </w:rPr>
-        <w:t>Слайд 17. Запись на собеседование</w:t>
-      </w:r>
-      <w:r>
-        <w:br/>
-        <w:t>Если группа требует собеседование, ученик выбирает доступный слот. После этого заявка переходит в соответствующий статус.</w:t>
-      </w:r>
-    </w:p>
-    <w:p>
-      <w:pPr>
-        <w:pStyle w:val="aff8"/>
-      </w:pPr>
-      <w:r>
-        <w:rPr>
-          <w:rStyle w:val="af6"/>
-        </w:rPr>
-        <w:t>Слайд 18. Мои заявки</w:t>
-      </w:r>
-      <w:r>
-        <w:br/>
-        <w:t>В личном кабинете пользователь видит свои заявки и текущие статусы. Это снижает необходимость уточнять информацию через переписку.</w:t>
-      </w:r>
-    </w:p>
-    <w:p>
-      <w:pPr>
-        <w:pStyle w:val="aff8"/>
-      </w:pPr>
-      <w:r>
-        <w:rPr>
-          <w:rStyle w:val="af6"/>
-        </w:rPr>
-        <w:t>Слайд 19. Обработка заявок</w:t>
-      </w:r>
-      <w:r>
-        <w:br/>
-        <w:t>В административной части сотрудник обрабатывает заявки: назначает собеседование, одобряет, отклоняет или зачисляет пользователя.</w:t>
-      </w:r>
-    </w:p>
-    <w:p>
-      <w:pPr>
-        <w:pStyle w:val="aff8"/>
-      </w:pPr>
-      <w:r>
-        <w:rPr>
-          <w:rStyle w:val="af6"/>
-        </w:rPr>
-        <w:t>Слайд 20. Итог</w:t>
-      </w:r>
-      <w:r>
-        <w:br/>
-        <w:t>В результате были реализованы основные сценарии: заявка, собеседование, зачисление, доступ к обучению, материалы, задания и посещаемость. По сравнению с AS-IS процесс становится централизованным, а трудоёмкость снижается за счёт отказа от ручного переноса данных.</w:t>
+        <w:t>Спасибо за внимание. Доклад окончен.</w:t>
       </w:r>
     </w:p>
     <w:p>
@@ -312,6 +511,8 @@
           <w:lang w:val="ru-RU"/>
         </w:rPr>
       </w:pPr>
+      <w:bookmarkStart w:id="0" w:name="_GoBack"/>
+      <w:bookmarkEnd w:id="0"/>
     </w:p>
     <w:sectPr>
       <w:pgSz w:w="12240" w:h="15840"/>
@@ -324,7 +525,7 @@
 </file>
 
 <file path=word/numbering.xml><?xml version="1.0" encoding="utf-8"?>
-<w:numbering xmlns:wpc="http://schemas.microsoft.com/office/word/2010/wordprocessingCanvas" xmlns:cx="http://schemas.microsoft.com/office/drawing/2014/chartex" xmlns:cx1="http://schemas.microsoft.com/office/drawing/2015/9/8/chartex" xmlns:cx2="http://schemas.microsoft.com/office/drawing/2015/10/21/chartex" xmlns:cx3="http://schemas.microsoft.com/office/drawing/2016/5/9/chartex" xmlns:cx4="http://schemas.microsoft.com/office/drawing/2016/5/10/chartex" xmlns:cx5="http://schemas.microsoft.com/office/drawing/2016/5/11/chartex" xmlns:cx6="http://schemas.microsoft.com/office/drawing/2016/5/12/chartex" xmlns:cx7="http://schemas.microsoft.com/office/drawing/2016/5/13/chartex" xmlns:cx8="http://schemas.microsoft.com/office/drawing/2016/5/14/chartex" xmlns:mc="http://schemas.openxmlformats.org/markup-compatibility/2006" xmlns:aink="http://schemas.microsoft.com/office/drawing/2016/ink" xmlns:am3d="http://schemas.microsoft.com/office/drawing/2017/model3d" xmlns:o="urn:schemas-microsoft-com:office:office" xmlns:r="http://schemas.openxmlformats.org/officeDocument/2006/relationships" xmlns:m="http://schemas.openxmlformats.org/officeDocument/2006/math" xmlns:v="urn:schemas-microsoft-com:vml" xmlns:wp14="http://schemas.microsoft.com/office/word/2010/wordprocessingDrawing" xmlns:wp="http://schemas.openxmlformats.org/drawingml/2006/wordprocessingDrawing" xmlns:w10="urn:schemas-microsoft-com:office:word" xmlns:w="http://schemas.openxmlformats.org/wordprocessingml/2006/main" xmlns:w14="http://schemas.microsoft.com/office/word/2010/wordml" xmlns:w15="http://schemas.microsoft.com/office/word/2012/wordml" xmlns:w16cex="http://schemas.microsoft.com/office/word/2018/wordml/cex" xmlns:w16cid="http://schemas.microsoft.com/office/word/2016/wordml/cid" xmlns:w16="http://schemas.microsoft.com/office/word/2018/wordml" xmlns:w16sdtdh="http://schemas.microsoft.com/office/word/2020/wordml/sdtdatahash" xmlns:w16se="http://schemas.microsoft.com/office/word/2015/wordml/symex" xmlns:wpg="http://schemas.microsoft.com/office/word/2010/wordprocessingGroup" xmlns:wpi="http://schemas.microsoft.com/office/word/2010/wordprocessingInk" xmlns:wne="http://schemas.microsoft.com/office/word/2006/wordml" xmlns:wps="http://schemas.microsoft.com/office/word/2010/wordprocessingShape" mc:Ignorable="w14 w15 w16se w16cid w16 w16cex w16sdtdh wp14">
+<w:numbering xmlns:wpc="http://schemas.microsoft.com/office/word/2010/wordprocessingCanvas" xmlns:cx="http://schemas.microsoft.com/office/drawing/2014/chartex" xmlns:cx1="http://schemas.microsoft.com/office/drawing/2015/9/8/chartex" xmlns:cx2="http://schemas.microsoft.com/office/drawing/2015/10/21/chartex" xmlns:cx3="http://schemas.microsoft.com/office/drawing/2016/5/9/chartex" xmlns:cx4="http://schemas.microsoft.com/office/drawing/2016/5/10/chartex" xmlns:cx5="http://schemas.microsoft.com/office/drawing/2016/5/11/chartex" xmlns:cx6="http://schemas.microsoft.com/office/drawing/2016/5/12/chartex" xmlns:cx7="http://schemas.microsoft.com/office/drawing/2016/5/13/chartex" xmlns:cx8="http://schemas.microsoft.com/office/drawing/2016/5/14/chartex" xmlns:mc="http://schemas.openxmlformats.org/markup-compatibility/2006" xmlns:aink="http://schemas.microsoft.com/office/drawing/2016/ink" xmlns:am3d="http://schemas.microsoft.com/office/drawing/2017/model3d" xmlns:o="urn:schemas-microsoft-com:office:office" xmlns:r="http://schemas.openxmlformats.org/officeDocument/2006/relationships" xmlns:m="http://schemas.openxmlformats.org/officeDocument/2006/math" xmlns:v="urn:schemas-microsoft-com:vml" xmlns:wp14="http://schemas.microsoft.com/office/word/2010/wordprocessingDrawing" xmlns:wp="http://schemas.openxmlformats.org/drawingml/2006/wordprocessingDrawing" xmlns:w10="urn:schemas-microsoft-com:office:word" xmlns:w="http://schemas.openxmlformats.org/wordprocessingml/2006/main" xmlns:w14="http://schemas.microsoft.com/office/word/2010/wordml" xmlns:w15="http://schemas.microsoft.com/office/word/2012/wordml" xmlns:w16cex="http://schemas.microsoft.com/office/word/2018/wordml/cex" xmlns:w16cid="http://schemas.microsoft.com/office/word/2016/wordml/cid" xmlns:w16="http://schemas.microsoft.com/office/word/2018/wordml" xmlns:w16se="http://schemas.microsoft.com/office/word/2015/wordml/symex" xmlns:wpg="http://schemas.microsoft.com/office/word/2010/wordprocessingGroup" xmlns:wpi="http://schemas.microsoft.com/office/word/2010/wordprocessingInk" xmlns:wne="http://schemas.microsoft.com/office/word/2006/wordml" xmlns:wps="http://schemas.microsoft.com/office/word/2010/wordprocessingShape" mc:Ignorable="w14 w15 w16se w16cid w16 w16cex wp14">
   <w:abstractNum w:abstractNumId="0" w15:restartNumberingAfterBreak="0">
     <w:nsid w:val="FFFFFF7C"/>
     <w:multiLevelType w:val="singleLevel"/>
@@ -527,7 +728,7 @@
 </file>
 
 <file path=word/styles.xml><?xml version="1.0" encoding="utf-8"?>
-<w:styles xmlns:mc="http://schemas.openxmlformats.org/markup-compatibility/2006" xmlns:r="http://schemas.openxmlformats.org/officeDocument/2006/relationships" xmlns:w="http://schemas.openxmlformats.org/wordprocessingml/2006/main" xmlns:w14="http://schemas.microsoft.com/office/word/2010/wordml" xmlns:w15="http://schemas.microsoft.com/office/word/2012/wordml" xmlns:w16cex="http://schemas.microsoft.com/office/word/2018/wordml/cex" xmlns:w16cid="http://schemas.microsoft.com/office/word/2016/wordml/cid" xmlns:w16="http://schemas.microsoft.com/office/word/2018/wordml" xmlns:w16sdtdh="http://schemas.microsoft.com/office/word/2020/wordml/sdtdatahash" xmlns:w16se="http://schemas.microsoft.com/office/word/2015/wordml/symex" mc:Ignorable="w14 w15 w16se w16cid w16 w16cex w16sdtdh">
+<w:styles xmlns:mc="http://schemas.openxmlformats.org/markup-compatibility/2006" xmlns:r="http://schemas.openxmlformats.org/officeDocument/2006/relationships" xmlns:w="http://schemas.openxmlformats.org/wordprocessingml/2006/main" xmlns:w14="http://schemas.microsoft.com/office/word/2010/wordml" xmlns:w15="http://schemas.microsoft.com/office/word/2012/wordml" xmlns:w16cex="http://schemas.microsoft.com/office/word/2018/wordml/cex" xmlns:w16cid="http://schemas.microsoft.com/office/word/2016/wordml/cid" xmlns:w16="http://schemas.microsoft.com/office/word/2018/wordml" xmlns:w16se="http://schemas.microsoft.com/office/word/2015/wordml/symex" mc:Ignorable="w14 w15 w16se w16cid w16 w16cex">
   <w:docDefaults>
     <w:rPrDefault>
       <w:rPr>
@@ -811,11 +1012,6 @@
     <w:lsdException w:name="Book Title" w:uiPriority="33" w:qFormat="1"/>
     <w:lsdException w:name="Bibliography" w:semiHidden="1" w:uiPriority="37" w:unhideWhenUsed="1"/>
     <w:lsdException w:name="TOC Heading" w:semiHidden="1" w:uiPriority="39" w:unhideWhenUsed="1" w:qFormat="1"/>
-    <w:lsdException w:name="Plain Table 5" w:semiHidden="1" w:unhideWhenUsed="1"/>
-    <w:lsdException w:name="Grid Table Light" w:semiHidden="1" w:unhideWhenUsed="1"/>
-    <w:lsdException w:name="Grid Table 1 Light" w:semiHidden="1" w:unhideWhenUsed="1"/>
-    <w:lsdException w:name="Grid Table 2" w:semiHidden="1" w:unhideWhenUsed="1"/>
-    <w:lsdException w:name="Grid Table 3" w:semiHidden="1" w:unhideWhenUsed="1"/>
     <w:lsdException w:name="Grid Table 4" w:uiPriority="49"/>
     <w:lsdException w:name="Grid Table 5 Dark" w:uiPriority="50"/>
     <w:lsdException w:name="Grid Table 6 Colorful" w:uiPriority="51"/>
@@ -12252,7 +12448,7 @@
 </file>
 
 <file path=customXml/itemProps1.xml><?xml version="1.0" encoding="utf-8"?>
-<ds:datastoreItem xmlns:ds="http://schemas.openxmlformats.org/officeDocument/2006/customXml" ds:itemID="{EF278816-EC6F-A645-907D-7F25AECB1D4A}">
+<ds:datastoreItem xmlns:ds="http://schemas.openxmlformats.org/officeDocument/2006/customXml" ds:itemID="{B5AE0E35-FD11-49D3-9E37-656474E1C2A7}">
   <ds:schemaRefs>
     <ds:schemaRef ds:uri="http://schemas.openxmlformats.org/officeDocument/2006/bibliography"/>
   </ds:schemaRefs>

--- a/Текст_доклада_к_презентации_обновленный.docx
+++ b/Текст_доклада_к_презентации_обновленный.docx
@@ -1,6 +1,6 @@
 
 <file path=word/document.xml><?xml version="1.0" encoding="utf-8"?>
-<w:document xmlns:wpc="http://schemas.microsoft.com/office/word/2010/wordprocessingCanvas" xmlns:cx="http://schemas.microsoft.com/office/drawing/2014/chartex" xmlns:cx1="http://schemas.microsoft.com/office/drawing/2015/9/8/chartex" xmlns:cx2="http://schemas.microsoft.com/office/drawing/2015/10/21/chartex" xmlns:cx3="http://schemas.microsoft.com/office/drawing/2016/5/9/chartex" xmlns:cx4="http://schemas.microsoft.com/office/drawing/2016/5/10/chartex" xmlns:cx5="http://schemas.microsoft.com/office/drawing/2016/5/11/chartex" xmlns:cx6="http://schemas.microsoft.com/office/drawing/2016/5/12/chartex" xmlns:cx7="http://schemas.microsoft.com/office/drawing/2016/5/13/chartex" xmlns:cx8="http://schemas.microsoft.com/office/drawing/2016/5/14/chartex" xmlns:mc="http://schemas.openxmlformats.org/markup-compatibility/2006" xmlns:aink="http://schemas.microsoft.com/office/drawing/2016/ink" xmlns:am3d="http://schemas.microsoft.com/office/drawing/2017/model3d" xmlns:o="urn:schemas-microsoft-com:office:office" xmlns:r="http://schemas.openxmlformats.org/officeDocument/2006/relationships" xmlns:m="http://schemas.openxmlformats.org/officeDocument/2006/math" xmlns:v="urn:schemas-microsoft-com:vml" xmlns:wp14="http://schemas.microsoft.com/office/word/2010/wordprocessingDrawing" xmlns:wp="http://schemas.openxmlformats.org/drawingml/2006/wordprocessingDrawing" xmlns:w10="urn:schemas-microsoft-com:office:word" xmlns:w="http://schemas.openxmlformats.org/wordprocessingml/2006/main" xmlns:w14="http://schemas.microsoft.com/office/word/2010/wordml" xmlns:w15="http://schemas.microsoft.com/office/word/2012/wordml" xmlns:w16cex="http://schemas.microsoft.com/office/word/2018/wordml/cex" xmlns:w16cid="http://schemas.microsoft.com/office/word/2016/wordml/cid" xmlns:w16="http://schemas.microsoft.com/office/word/2018/wordml" xmlns:w16se="http://schemas.microsoft.com/office/word/2015/wordml/symex" xmlns:wpg="http://schemas.microsoft.com/office/word/2010/wordprocessingGroup" xmlns:wpi="http://schemas.microsoft.com/office/word/2010/wordprocessingInk" xmlns:wne="http://schemas.microsoft.com/office/word/2006/wordml" xmlns:wps="http://schemas.microsoft.com/office/word/2010/wordprocessingShape" mc:Ignorable="w14 w15 w16se w16cid w16 w16cex wp14">
+<w:document xmlns:wpc="http://schemas.microsoft.com/office/word/2010/wordprocessingCanvas" xmlns:cx="http://schemas.microsoft.com/office/drawing/2014/chartex" xmlns:cx1="http://schemas.microsoft.com/office/drawing/2015/9/8/chartex" xmlns:cx2="http://schemas.microsoft.com/office/drawing/2015/10/21/chartex" xmlns:cx3="http://schemas.microsoft.com/office/drawing/2016/5/9/chartex" xmlns:cx4="http://schemas.microsoft.com/office/drawing/2016/5/10/chartex" xmlns:cx5="http://schemas.microsoft.com/office/drawing/2016/5/11/chartex" xmlns:cx6="http://schemas.microsoft.com/office/drawing/2016/5/12/chartex" xmlns:cx7="http://schemas.microsoft.com/office/drawing/2016/5/13/chartex" xmlns:cx8="http://schemas.microsoft.com/office/drawing/2016/5/14/chartex" xmlns:mc="http://schemas.openxmlformats.org/markup-compatibility/2006" xmlns:aink="http://schemas.microsoft.com/office/drawing/2016/ink" xmlns:am3d="http://schemas.microsoft.com/office/drawing/2017/model3d" xmlns:o="urn:schemas-microsoft-com:office:office" xmlns:r="http://schemas.openxmlformats.org/officeDocument/2006/relationships" xmlns:m="http://schemas.openxmlformats.org/officeDocument/2006/math" xmlns:v="urn:schemas-microsoft-com:vml" xmlns:wp14="http://schemas.microsoft.com/office/word/2010/wordprocessingDrawing" xmlns:wp="http://schemas.openxmlformats.org/drawingml/2006/wordprocessingDrawing" xmlns:w10="urn:schemas-microsoft-com:office:word" xmlns:w="http://schemas.openxmlformats.org/wordprocessingml/2006/main" xmlns:w14="http://schemas.microsoft.com/office/word/2010/wordml" xmlns:w15="http://schemas.microsoft.com/office/word/2012/wordml" xmlns:w16cex="http://schemas.microsoft.com/office/word/2018/wordml/cex" xmlns:w16cid="http://schemas.microsoft.com/office/word/2016/wordml/cid" xmlns:w16="http://schemas.microsoft.com/office/word/2018/wordml" xmlns:w16sdtdh="http://schemas.microsoft.com/office/word/2020/wordml/sdtdatahash" xmlns:w16se="http://schemas.microsoft.com/office/word/2015/wordml/symex" xmlns:wpg="http://schemas.microsoft.com/office/word/2010/wordprocessingGroup" xmlns:wpi="http://schemas.microsoft.com/office/word/2010/wordprocessingInk" xmlns:wne="http://schemas.microsoft.com/office/word/2006/wordml" xmlns:wps="http://schemas.microsoft.com/office/word/2010/wordprocessingShape" mc:Ignorable="w14 w15 w16se w16cid w16 w16cex w16sdtdh wp14">
   <w:body>
     <w:p>
       <w:pPr>
@@ -123,7 +123,23 @@
           <w:lang w:val="ru-RU" w:eastAsia="ru-RU"/>
         </w:rPr>
         <w:br/>
-        <w:t>Модуль охватывает основной сценарий: каталог программ, подача заявки, при необходимости собеседование, одобрение, зачисление, обучение, материалы, задания, посещаемость и итоговый документ.</w:t>
+        <w:t>Модуль охватывает основной сценарий: каталог программ, подача заявки,</w:t>
+      </w:r>
+      <w:r>
+        <w:rPr>
+          <w:rFonts w:cs="Times New Roman"/>
+          <w:szCs w:val="24"/>
+          <w:lang w:val="ru-RU" w:eastAsia="ru-RU"/>
+        </w:rPr>
+        <w:t xml:space="preserve"> </w:t>
+      </w:r>
+      <w:r>
+        <w:rPr>
+          <w:rFonts w:cs="Times New Roman"/>
+          <w:szCs w:val="24"/>
+          <w:lang w:val="ru-RU" w:eastAsia="ru-RU"/>
+        </w:rPr>
+        <w:t>зачисление, обучение, материалы, задания, посещаемость и итоговый документ.</w:t>
       </w:r>
     </w:p>
     <w:p>
@@ -231,61 +247,7 @@
           <w:lang w:val="ru-RU" w:eastAsia="ru-RU"/>
         </w:rPr>
         <w:br/>
-        <w:t xml:space="preserve">Основные сущности модуля — курс, блок курса, группа, заявка, слот собеседования, зачисление, занятие, материал, задание, работа ученика, посещаемость и сертификат. В физической модели используется </w:t>
-      </w:r>
-      <w:proofErr w:type="spellStart"/>
-      <w:r>
-        <w:rPr>
-          <w:rFonts w:cs="Times New Roman"/>
-          <w:szCs w:val="24"/>
-          <w:lang w:val="ru-RU" w:eastAsia="ru-RU"/>
-        </w:rPr>
-        <w:t>PostgreSQL</w:t>
-      </w:r>
-      <w:proofErr w:type="spellEnd"/>
-      <w:r>
-        <w:rPr>
-          <w:rFonts w:cs="Times New Roman"/>
-          <w:szCs w:val="24"/>
-          <w:lang w:val="ru-RU" w:eastAsia="ru-RU"/>
-        </w:rPr>
-        <w:t xml:space="preserve">. История смены статусов заявки фиксируется отдельно, чтобы было видно, кто и когда принял решение. Файлы материалов и работ не хранятся напрямую в базе: в базе сохраняются метаданные и </w:t>
-      </w:r>
-      <w:proofErr w:type="spellStart"/>
-      <w:r>
-        <w:rPr>
-          <w:rFonts w:cs="Times New Roman"/>
-          <w:szCs w:val="24"/>
-          <w:lang w:val="ru-RU" w:eastAsia="ru-RU"/>
-        </w:rPr>
-        <w:t>object_key</w:t>
-      </w:r>
-      <w:proofErr w:type="spellEnd"/>
-      <w:r>
-        <w:rPr>
-          <w:rFonts w:cs="Times New Roman"/>
-          <w:szCs w:val="24"/>
-          <w:lang w:val="ru-RU" w:eastAsia="ru-RU"/>
-        </w:rPr>
-        <w:t xml:space="preserve">, а сами файлы размещаются в </w:t>
-      </w:r>
-      <w:proofErr w:type="spellStart"/>
-      <w:r>
-        <w:rPr>
-          <w:rFonts w:cs="Times New Roman"/>
-          <w:szCs w:val="24"/>
-          <w:lang w:val="ru-RU" w:eastAsia="ru-RU"/>
-        </w:rPr>
-        <w:t>MinIO</w:t>
-      </w:r>
-      <w:proofErr w:type="spellEnd"/>
-      <w:r>
-        <w:rPr>
-          <w:rFonts w:cs="Times New Roman"/>
-          <w:szCs w:val="24"/>
-          <w:lang w:val="ru-RU" w:eastAsia="ru-RU"/>
-        </w:rPr>
-        <w:t>.</w:t>
+        <w:t>Основные сущности модуля — курс, блок курса, группа, заявка, слот собеседования, зачисление, занятие, материал, задание, работа ученика, посещаемость и сертификат. В физической модели используется PostgreSQL. История смены статусов заявки фиксируется отдельно, чтобы было видно, кто и когда принял решение. Файлы материалов и работ не хранятся напрямую в базе: в базе сохраняются метаданные и object_key, а сами файлы размещаются в MinIO.</w:t>
       </w:r>
     </w:p>
     <w:p>
@@ -303,61 +265,7 @@
           <w:szCs w:val="24"/>
           <w:lang w:val="ru-RU" w:eastAsia="ru-RU"/>
         </w:rPr>
-        <w:t xml:space="preserve">Технически проект построен от серверной части и API-контрактов. </w:t>
-      </w:r>
-      <w:proofErr w:type="spellStart"/>
-      <w:r>
-        <w:rPr>
-          <w:rFonts w:cs="Times New Roman"/>
-          <w:szCs w:val="24"/>
-          <w:lang w:val="ru-RU" w:eastAsia="ru-RU"/>
-        </w:rPr>
-        <w:t>Backend</w:t>
-      </w:r>
-      <w:proofErr w:type="spellEnd"/>
-      <w:r>
-        <w:rPr>
-          <w:rFonts w:cs="Times New Roman"/>
-          <w:szCs w:val="24"/>
-          <w:lang w:val="ru-RU" w:eastAsia="ru-RU"/>
-        </w:rPr>
-        <w:t xml:space="preserve"> реализуется на </w:t>
-      </w:r>
-      <w:proofErr w:type="spellStart"/>
-      <w:r>
-        <w:rPr>
-          <w:rFonts w:cs="Times New Roman"/>
-          <w:szCs w:val="24"/>
-          <w:lang w:val="ru-RU" w:eastAsia="ru-RU"/>
-        </w:rPr>
-        <w:t>Go</w:t>
-      </w:r>
-      <w:proofErr w:type="spellEnd"/>
-      <w:r>
-        <w:rPr>
-          <w:rFonts w:cs="Times New Roman"/>
-          <w:szCs w:val="24"/>
-          <w:lang w:val="ru-RU" w:eastAsia="ru-RU"/>
-        </w:rPr>
-        <w:t xml:space="preserve">. Для клиентской части используются Next.js и </w:t>
-      </w:r>
-      <w:proofErr w:type="spellStart"/>
-      <w:r>
-        <w:rPr>
-          <w:rFonts w:cs="Times New Roman"/>
-          <w:szCs w:val="24"/>
-          <w:lang w:val="ru-RU" w:eastAsia="ru-RU"/>
-        </w:rPr>
-        <w:t>React</w:t>
-      </w:r>
-      <w:proofErr w:type="spellEnd"/>
-      <w:r>
-        <w:rPr>
-          <w:rFonts w:cs="Times New Roman"/>
-          <w:szCs w:val="24"/>
-          <w:lang w:val="ru-RU" w:eastAsia="ru-RU"/>
-        </w:rPr>
-        <w:t>: пользовательское приложение включает каталог и личный кабинет, а административная панель используется для управления курсами, группами, заявками и учебным процессом. Архитектурно система разделена на ядро и модуль образования. Ядро отвечает за аккаунты, авторизацию, профили и глобальные роли, а модуль образования хранит только идентификатор пользователя и свои доменные данные.</w:t>
+        <w:t>Технически проект построен от серверной части и API-контрактов. Backend реализуется на Go. Для клиентской части используются Next.js и React: пользовательское приложение включает каталог и личный кабинет, а административная панель используется для управления курсами, группами, заявками и учебным процессом. Архитектурно система разделена на ядро и модуль образования. Ядро отвечает за аккаунты, авторизацию, профили и глобальные роли, а модуль образования хранит только идентификатор пользователя и свои доменные данные.</w:t>
       </w:r>
     </w:p>
     <w:p>
@@ -393,8 +301,16 @@
           <w:szCs w:val="24"/>
           <w:lang w:val="ru-RU" w:eastAsia="ru-RU"/>
         </w:rPr>
+        <w:t xml:space="preserve">Диаграмма прецедентов показывает роли участников. Ученик работает с каталогом, заявкой и обучением. Преподаватель получает доступ только к назначенным группам. Администратор и </w:t>
+      </w:r>
+      <w:r>
+        <w:rPr>
+          <w:rFonts w:cs="Times New Roman"/>
+          <w:szCs w:val="24"/>
+          <w:lang w:val="ru-RU" w:eastAsia="ru-RU"/>
+        </w:rPr>
         <w:lastRenderedPageBreak/>
-        <w:t>Диаграмма прецедентов показывает роли участников. Ученик работает с каталогом, заявкой и обучением. Преподаватель получает доступ только к назначенным группам. Администратор и завуч управляют программами, группами, заявками и итоговыми документами. Такое разделение важно для безопасности и контроля доступа.</w:t>
+        <w:t>завуч управляют программами, группами, заявками и итоговыми документами. Такое разделение важно для безопасности и контроля доступа.</w:t>
       </w:r>
     </w:p>
     <w:p>
@@ -511,8 +427,6 @@
           <w:lang w:val="ru-RU"/>
         </w:rPr>
       </w:pPr>
-      <w:bookmarkStart w:id="0" w:name="_GoBack"/>
-      <w:bookmarkEnd w:id="0"/>
     </w:p>
     <w:sectPr>
       <w:pgSz w:w="12240" w:h="15840"/>
@@ -525,7 +439,7 @@
 </file>
 
 <file path=word/numbering.xml><?xml version="1.0" encoding="utf-8"?>
-<w:numbering xmlns:wpc="http://schemas.microsoft.com/office/word/2010/wordprocessingCanvas" xmlns:cx="http://schemas.microsoft.com/office/drawing/2014/chartex" xmlns:cx1="http://schemas.microsoft.com/office/drawing/2015/9/8/chartex" xmlns:cx2="http://schemas.microsoft.com/office/drawing/2015/10/21/chartex" xmlns:cx3="http://schemas.microsoft.com/office/drawing/2016/5/9/chartex" xmlns:cx4="http://schemas.microsoft.com/office/drawing/2016/5/10/chartex" xmlns:cx5="http://schemas.microsoft.com/office/drawing/2016/5/11/chartex" xmlns:cx6="http://schemas.microsoft.com/office/drawing/2016/5/12/chartex" xmlns:cx7="http://schemas.microsoft.com/office/drawing/2016/5/13/chartex" xmlns:cx8="http://schemas.microsoft.com/office/drawing/2016/5/14/chartex" xmlns:mc="http://schemas.openxmlformats.org/markup-compatibility/2006" xmlns:aink="http://schemas.microsoft.com/office/drawing/2016/ink" xmlns:am3d="http://schemas.microsoft.com/office/drawing/2017/model3d" xmlns:o="urn:schemas-microsoft-com:office:office" xmlns:r="http://schemas.openxmlformats.org/officeDocument/2006/relationships" xmlns:m="http://schemas.openxmlformats.org/officeDocument/2006/math" xmlns:v="urn:schemas-microsoft-com:vml" xmlns:wp14="http://schemas.microsoft.com/office/word/2010/wordprocessingDrawing" xmlns:wp="http://schemas.openxmlformats.org/drawingml/2006/wordprocessingDrawing" xmlns:w10="urn:schemas-microsoft-com:office:word" xmlns:w="http://schemas.openxmlformats.org/wordprocessingml/2006/main" xmlns:w14="http://schemas.microsoft.com/office/word/2010/wordml" xmlns:w15="http://schemas.microsoft.com/office/word/2012/wordml" xmlns:w16cex="http://schemas.microsoft.com/office/word/2018/wordml/cex" xmlns:w16cid="http://schemas.microsoft.com/office/word/2016/wordml/cid" xmlns:w16="http://schemas.microsoft.com/office/word/2018/wordml" xmlns:w16se="http://schemas.microsoft.com/office/word/2015/wordml/symex" xmlns:wpg="http://schemas.microsoft.com/office/word/2010/wordprocessingGroup" xmlns:wpi="http://schemas.microsoft.com/office/word/2010/wordprocessingInk" xmlns:wne="http://schemas.microsoft.com/office/word/2006/wordml" xmlns:wps="http://schemas.microsoft.com/office/word/2010/wordprocessingShape" mc:Ignorable="w14 w15 w16se w16cid w16 w16cex wp14">
+<w:numbering xmlns:wpc="http://schemas.microsoft.com/office/word/2010/wordprocessingCanvas" xmlns:cx="http://schemas.microsoft.com/office/drawing/2014/chartex" xmlns:cx1="http://schemas.microsoft.com/office/drawing/2015/9/8/chartex" xmlns:cx2="http://schemas.microsoft.com/office/drawing/2015/10/21/chartex" xmlns:cx3="http://schemas.microsoft.com/office/drawing/2016/5/9/chartex" xmlns:cx4="http://schemas.microsoft.com/office/drawing/2016/5/10/chartex" xmlns:cx5="http://schemas.microsoft.com/office/drawing/2016/5/11/chartex" xmlns:cx6="http://schemas.microsoft.com/office/drawing/2016/5/12/chartex" xmlns:cx7="http://schemas.microsoft.com/office/drawing/2016/5/13/chartex" xmlns:cx8="http://schemas.microsoft.com/office/drawing/2016/5/14/chartex" xmlns:mc="http://schemas.openxmlformats.org/markup-compatibility/2006" xmlns:aink="http://schemas.microsoft.com/office/drawing/2016/ink" xmlns:am3d="http://schemas.microsoft.com/office/drawing/2017/model3d" xmlns:o="urn:schemas-microsoft-com:office:office" xmlns:r="http://schemas.openxmlformats.org/officeDocument/2006/relationships" xmlns:m="http://schemas.openxmlformats.org/officeDocument/2006/math" xmlns:v="urn:schemas-microsoft-com:vml" xmlns:wp14="http://schemas.microsoft.com/office/word/2010/wordprocessingDrawing" xmlns:wp="http://schemas.openxmlformats.org/drawingml/2006/wordprocessingDrawing" xmlns:w10="urn:schemas-microsoft-com:office:word" xmlns:w="http://schemas.openxmlformats.org/wordprocessingml/2006/main" xmlns:w14="http://schemas.microsoft.com/office/word/2010/wordml" xmlns:w15="http://schemas.microsoft.com/office/word/2012/wordml" xmlns:w16cex="http://schemas.microsoft.com/office/word/2018/wordml/cex" xmlns:w16cid="http://schemas.microsoft.com/office/word/2016/wordml/cid" xmlns:w16="http://schemas.microsoft.com/office/word/2018/wordml" xmlns:w16sdtdh="http://schemas.microsoft.com/office/word/2020/wordml/sdtdatahash" xmlns:w16se="http://schemas.microsoft.com/office/word/2015/wordml/symex" xmlns:wpg="http://schemas.microsoft.com/office/word/2010/wordprocessingGroup" xmlns:wpi="http://schemas.microsoft.com/office/word/2010/wordprocessingInk" xmlns:wne="http://schemas.microsoft.com/office/word/2006/wordml" xmlns:wps="http://schemas.microsoft.com/office/word/2010/wordprocessingShape" mc:Ignorable="w14 w15 w16se w16cid w16 w16cex w16sdtdh wp14">
   <w:abstractNum w:abstractNumId="0" w15:restartNumberingAfterBreak="0">
     <w:nsid w:val="FFFFFF7C"/>
     <w:multiLevelType w:val="singleLevel"/>
@@ -728,7 +642,7 @@
 </file>
 
 <file path=word/styles.xml><?xml version="1.0" encoding="utf-8"?>
-<w:styles xmlns:mc="http://schemas.openxmlformats.org/markup-compatibility/2006" xmlns:r="http://schemas.openxmlformats.org/officeDocument/2006/relationships" xmlns:w="http://schemas.openxmlformats.org/wordprocessingml/2006/main" xmlns:w14="http://schemas.microsoft.com/office/word/2010/wordml" xmlns:w15="http://schemas.microsoft.com/office/word/2012/wordml" xmlns:w16cex="http://schemas.microsoft.com/office/word/2018/wordml/cex" xmlns:w16cid="http://schemas.microsoft.com/office/word/2016/wordml/cid" xmlns:w16="http://schemas.microsoft.com/office/word/2018/wordml" xmlns:w16se="http://schemas.microsoft.com/office/word/2015/wordml/symex" mc:Ignorable="w14 w15 w16se w16cid w16 w16cex">
+<w:styles xmlns:mc="http://schemas.openxmlformats.org/markup-compatibility/2006" xmlns:r="http://schemas.openxmlformats.org/officeDocument/2006/relationships" xmlns:w="http://schemas.openxmlformats.org/wordprocessingml/2006/main" xmlns:w14="http://schemas.microsoft.com/office/word/2010/wordml" xmlns:w15="http://schemas.microsoft.com/office/word/2012/wordml" xmlns:w16cex="http://schemas.microsoft.com/office/word/2018/wordml/cex" xmlns:w16cid="http://schemas.microsoft.com/office/word/2016/wordml/cid" xmlns:w16="http://schemas.microsoft.com/office/word/2018/wordml" xmlns:w16sdtdh="http://schemas.microsoft.com/office/word/2020/wordml/sdtdatahash" xmlns:w16se="http://schemas.microsoft.com/office/word/2015/wordml/symex" mc:Ignorable="w14 w15 w16se w16cid w16 w16cex w16sdtdh">
   <w:docDefaults>
     <w:rPrDefault>
       <w:rPr>

--- a/Текст_доклада_к_презентации_обновленный.docx
+++ b/Текст_доклада_к_презентации_обновленный.docx
@@ -1,64 +1,337 @@
 
 <file path=word/document.xml><?xml version="1.0" encoding="utf-8"?>
-<w:document xmlns:wpc="http://schemas.microsoft.com/office/word/2010/wordprocessingCanvas" xmlns:cx="http://schemas.microsoft.com/office/drawing/2014/chartex" xmlns:cx1="http://schemas.microsoft.com/office/drawing/2015/9/8/chartex" xmlns:cx2="http://schemas.microsoft.com/office/drawing/2015/10/21/chartex" xmlns:cx3="http://schemas.microsoft.com/office/drawing/2016/5/9/chartex" xmlns:cx4="http://schemas.microsoft.com/office/drawing/2016/5/10/chartex" xmlns:cx5="http://schemas.microsoft.com/office/drawing/2016/5/11/chartex" xmlns:cx6="http://schemas.microsoft.com/office/drawing/2016/5/12/chartex" xmlns:cx7="http://schemas.microsoft.com/office/drawing/2016/5/13/chartex" xmlns:cx8="http://schemas.microsoft.com/office/drawing/2016/5/14/chartex" xmlns:mc="http://schemas.openxmlformats.org/markup-compatibility/2006" xmlns:aink="http://schemas.microsoft.com/office/drawing/2016/ink" xmlns:am3d="http://schemas.microsoft.com/office/drawing/2017/model3d" xmlns:o="urn:schemas-microsoft-com:office:office" xmlns:r="http://schemas.openxmlformats.org/officeDocument/2006/relationships" xmlns:m="http://schemas.openxmlformats.org/officeDocument/2006/math" xmlns:v="urn:schemas-microsoft-com:vml" xmlns:wp14="http://schemas.microsoft.com/office/word/2010/wordprocessingDrawing" xmlns:wp="http://schemas.openxmlformats.org/drawingml/2006/wordprocessingDrawing" xmlns:w10="urn:schemas-microsoft-com:office:word" xmlns:w="http://schemas.openxmlformats.org/wordprocessingml/2006/main" xmlns:w14="http://schemas.microsoft.com/office/word/2010/wordml" xmlns:w15="http://schemas.microsoft.com/office/word/2012/wordml" xmlns:w16cex="http://schemas.microsoft.com/office/word/2018/wordml/cex" xmlns:w16cid="http://schemas.microsoft.com/office/word/2016/wordml/cid" xmlns:w16="http://schemas.microsoft.com/office/word/2018/wordml" xmlns:w16sdtdh="http://schemas.microsoft.com/office/word/2020/wordml/sdtdatahash" xmlns:w16se="http://schemas.microsoft.com/office/word/2015/wordml/symex" xmlns:wpg="http://schemas.microsoft.com/office/word/2010/wordprocessingGroup" xmlns:wpi="http://schemas.microsoft.com/office/word/2010/wordprocessingInk" xmlns:wne="http://schemas.microsoft.com/office/word/2006/wordml" xmlns:wps="http://schemas.microsoft.com/office/word/2010/wordprocessingShape" mc:Ignorable="w14 w15 w16se w16cid w16 w16cex w16sdtdh wp14">
+<w:document xmlns:wpc="http://schemas.microsoft.com/office/word/2010/wordprocessingCanvas" xmlns:cx="http://schemas.microsoft.com/office/drawing/2014/chartex" xmlns:cx1="http://schemas.microsoft.com/office/drawing/2015/9/8/chartex" xmlns:cx2="http://schemas.microsoft.com/office/drawing/2015/10/21/chartex" xmlns:cx3="http://schemas.microsoft.com/office/drawing/2016/5/9/chartex" xmlns:cx4="http://schemas.microsoft.com/office/drawing/2016/5/10/chartex" xmlns:cx5="http://schemas.microsoft.com/office/drawing/2016/5/11/chartex" xmlns:cx6="http://schemas.microsoft.com/office/drawing/2016/5/12/chartex" xmlns:cx7="http://schemas.microsoft.com/office/drawing/2016/5/13/chartex" xmlns:cx8="http://schemas.microsoft.com/office/drawing/2016/5/14/chartex" xmlns:mc="http://schemas.openxmlformats.org/markup-compatibility/2006" xmlns:aink="http://schemas.microsoft.com/office/drawing/2016/ink" xmlns:am3d="http://schemas.microsoft.com/office/drawing/2017/model3d" xmlns:o="urn:schemas-microsoft-com:office:office" xmlns:r="http://schemas.openxmlformats.org/officeDocument/2006/relationships" xmlns:m="http://schemas.openxmlformats.org/officeDocument/2006/math" xmlns:v="urn:schemas-microsoft-com:vml" xmlns:wp14="http://schemas.microsoft.com/office/word/2010/wordprocessingDrawing" xmlns:wp="http://schemas.openxmlformats.org/drawingml/2006/wordprocessingDrawing" xmlns:w10="urn:schemas-microsoft-com:office:word" xmlns:w="http://schemas.openxmlformats.org/wordprocessingml/2006/main" xmlns:w14="http://schemas.microsoft.com/office/word/2010/wordml" xmlns:w15="http://schemas.microsoft.com/office/word/2012/wordml" xmlns:w16cex="http://schemas.microsoft.com/office/word/2018/wordml/cex" xmlns:w16cid="http://schemas.microsoft.com/office/word/2016/wordml/cid" xmlns:w16="http://schemas.microsoft.com/office/word/2018/wordml" xmlns:w16se="http://schemas.microsoft.com/office/word/2015/wordml/symex" xmlns:wpg="http://schemas.microsoft.com/office/word/2010/wordprocessingGroup" xmlns:wpi="http://schemas.microsoft.com/office/word/2010/wordprocessingInk" xmlns:wne="http://schemas.microsoft.com/office/word/2006/wordml" xmlns:wps="http://schemas.microsoft.com/office/word/2010/wordprocessingShape" mc:Ignorable="w14 w15 w16se w16cid w16 w16cex wp14">
   <w:body>
     <w:p>
       <w:pPr>
         <w:spacing w:before="100" w:beforeAutospacing="1" w:after="100" w:afterAutospacing="1" w:line="240" w:lineRule="auto"/>
         <w:rPr>
           <w:rFonts w:cs="Times New Roman"/>
-          <w:szCs w:val="24"/>
+          <w:sz w:val="28"/>
+          <w:szCs w:val="28"/>
           <w:lang w:val="ru-RU" w:eastAsia="ru-RU"/>
         </w:rPr>
       </w:pPr>
       <w:r>
         <w:rPr>
           <w:rFonts w:cs="Times New Roman"/>
-          <w:szCs w:val="24"/>
+          <w:sz w:val="28"/>
+          <w:szCs w:val="28"/>
           <w:lang w:val="ru-RU" w:eastAsia="ru-RU"/>
         </w:rPr>
-        <w:t>Здравствуйте, уважаемые члены комиссии.</w:t>
+        <w:t xml:space="preserve">Слайд 1. Тема </w:t>
+      </w:r>
+    </w:p>
+    <w:p>
+      <w:pPr>
+        <w:spacing w:before="100" w:beforeAutospacing="1" w:after="100" w:afterAutospacing="1" w:line="240" w:lineRule="auto"/>
+        <w:rPr>
+          <w:rFonts w:cs="Times New Roman"/>
+          <w:sz w:val="28"/>
+          <w:szCs w:val="28"/>
+          <w:lang w:val="ru-RU" w:eastAsia="ru-RU"/>
+        </w:rPr>
+      </w:pPr>
+      <w:r>
+        <w:rPr>
+          <w:rFonts w:cs="Times New Roman"/>
+          <w:sz w:val="28"/>
+          <w:szCs w:val="28"/>
+          <w:lang w:val="ru-RU" w:eastAsia="ru-RU"/>
+        </w:rPr>
+        <w:t xml:space="preserve">Здравствуйте, уважаемые члены комиссии. </w:t>
+      </w:r>
+    </w:p>
+    <w:p>
+      <w:pPr>
+        <w:spacing w:before="100" w:beforeAutospacing="1" w:after="100" w:afterAutospacing="1" w:line="240" w:lineRule="auto"/>
+        <w:rPr>
+          <w:rFonts w:cs="Times New Roman"/>
+          <w:sz w:val="28"/>
+          <w:szCs w:val="28"/>
+          <w:lang w:val="ru-RU" w:eastAsia="ru-RU"/>
+        </w:rPr>
+      </w:pPr>
+      <w:r>
+        <w:rPr>
+          <w:rFonts w:cs="Times New Roman"/>
+          <w:sz w:val="28"/>
+          <w:szCs w:val="28"/>
+          <w:lang w:val="ru-RU" w:eastAsia="ru-RU"/>
+        </w:rPr>
+        <w:t xml:space="preserve">Я студент группы ИС-22 Криворучко Павел. </w:t>
+      </w:r>
+    </w:p>
+    <w:p>
+      <w:pPr>
+        <w:spacing w:before="100" w:beforeAutospacing="1" w:after="100" w:afterAutospacing="1" w:line="240" w:lineRule="auto"/>
+        <w:rPr>
+          <w:rFonts w:cs="Times New Roman"/>
+          <w:sz w:val="28"/>
+          <w:szCs w:val="28"/>
+          <w:lang w:val="ru-RU" w:eastAsia="ru-RU"/>
+        </w:rPr>
+      </w:pPr>
+      <w:r>
+        <w:rPr>
+          <w:rFonts w:cs="Times New Roman"/>
+          <w:sz w:val="28"/>
+          <w:szCs w:val="28"/>
+          <w:lang w:val="ru-RU" w:eastAsia="ru-RU"/>
+        </w:rPr>
+        <w:t xml:space="preserve">Тема моей выпускной квалификационной работы — «Разработка модуля организации образовательного процесса и системы поддержки пользователей». </w:t>
+      </w:r>
+    </w:p>
+    <w:p>
+      <w:pPr>
+        <w:spacing w:before="100" w:beforeAutospacing="1" w:after="100" w:afterAutospacing="1" w:line="240" w:lineRule="auto"/>
+        <w:rPr>
+          <w:rFonts w:cs="Times New Roman"/>
+          <w:sz w:val="28"/>
+          <w:szCs w:val="28"/>
+          <w:lang w:val="ru-RU" w:eastAsia="ru-RU"/>
+        </w:rPr>
+      </w:pPr>
+      <w:r>
+        <w:rPr>
+          <w:rFonts w:cs="Times New Roman"/>
+          <w:sz w:val="28"/>
+          <w:szCs w:val="28"/>
+          <w:lang w:val="ru-RU" w:eastAsia="ru-RU"/>
+        </w:rPr>
+        <w:t xml:space="preserve">Слайд 2. Актуальность </w:t>
+      </w:r>
+    </w:p>
+    <w:p>
+      <w:pPr>
+        <w:spacing w:before="100" w:beforeAutospacing="1" w:after="100" w:afterAutospacing="1" w:line="240" w:lineRule="auto"/>
+        <w:rPr>
+          <w:rFonts w:cs="Times New Roman"/>
+          <w:sz w:val="28"/>
+          <w:szCs w:val="28"/>
+          <w:lang w:val="ru-RU" w:eastAsia="ru-RU"/>
+        </w:rPr>
+      </w:pPr>
+      <w:r>
+        <w:rPr>
+          <w:rFonts w:cs="Times New Roman"/>
+          <w:sz w:val="28"/>
+          <w:szCs w:val="28"/>
+          <w:lang w:val="ru-RU" w:eastAsia="ru-RU"/>
+        </w:rPr>
+        <w:t xml:space="preserve">Актуальность работы связана с тем, что образовательный процесс </w:t>
       </w:r>
       <w:r>
         <w:rPr>
           <w:rFonts w:cs="Times New Roman"/>
-          <w:szCs w:val="24"/>
+          <w:sz w:val="28"/>
+          <w:szCs w:val="28"/>
           <w:lang w:val="ru-RU" w:eastAsia="ru-RU"/>
         </w:rPr>
-        <w:t xml:space="preserve"> Я студент </w:t>
+        <w:t xml:space="preserve">в </w:t>
+      </w:r>
+      <w:proofErr w:type="spellStart"/>
+      <w:r>
+        <w:rPr>
+          <w:rFonts w:cs="Times New Roman"/>
+          <w:sz w:val="28"/>
+          <w:szCs w:val="28"/>
+          <w:lang w:eastAsia="ru-RU"/>
+        </w:rPr>
+        <w:t>ItCube</w:t>
+      </w:r>
+      <w:proofErr w:type="spellEnd"/>
+      <w:r>
+        <w:rPr>
+          <w:rFonts w:cs="Times New Roman"/>
+          <w:sz w:val="28"/>
+          <w:szCs w:val="28"/>
+          <w:lang w:val="ru-RU" w:eastAsia="ru-RU"/>
+        </w:rPr>
+        <w:t xml:space="preserve"> </w:t>
       </w:r>
       <w:r>
         <w:rPr>
           <w:rFonts w:cs="Times New Roman"/>
-          <w:szCs w:val="24"/>
+          <w:sz w:val="28"/>
+          <w:szCs w:val="28"/>
           <w:lang w:val="ru-RU" w:eastAsia="ru-RU"/>
         </w:rPr>
-        <w:t>группы ИС-22 Криворучко Павел.</w:t>
+        <w:t>часто ведётся в разных несвязанных между собой инструментах</w:t>
       </w:r>
       <w:r>
         <w:rPr>
           <w:rFonts w:cs="Times New Roman"/>
-          <w:szCs w:val="24"/>
+          <w:sz w:val="28"/>
+          <w:szCs w:val="28"/>
           <w:lang w:val="ru-RU" w:eastAsia="ru-RU"/>
         </w:rPr>
-        <w:br/>
-        <w:t xml:space="preserve">Тема моей выпускной квалификационной работы — </w:t>
+        <w:t xml:space="preserve">, таких как </w:t>
       </w:r>
       <w:r>
         <w:rPr>
           <w:rFonts w:cs="Times New Roman"/>
-          <w:b/>
-          <w:bCs/>
-          <w:szCs w:val="24"/>
+          <w:sz w:val="28"/>
+          <w:szCs w:val="28"/>
           <w:lang w:val="ru-RU" w:eastAsia="ru-RU"/>
         </w:rPr>
-        <w:t>«Разработка модуля организации образовательного процесса и системы поддержки пользователей»</w:t>
+        <w:t xml:space="preserve">таблицы ексель, </w:t>
+      </w:r>
+      <w:proofErr w:type="spellStart"/>
+      <w:r>
+        <w:rPr>
+          <w:rFonts w:cs="Times New Roman"/>
+          <w:sz w:val="28"/>
+          <w:szCs w:val="28"/>
+          <w:lang w:val="ru-RU" w:eastAsia="ru-RU"/>
+        </w:rPr>
+        <w:t>битрикс</w:t>
+      </w:r>
+      <w:proofErr w:type="spellEnd"/>
+      <w:r>
+        <w:rPr>
+          <w:rFonts w:cs="Times New Roman"/>
+          <w:sz w:val="28"/>
+          <w:szCs w:val="28"/>
+          <w:lang w:val="ru-RU" w:eastAsia="ru-RU"/>
+        </w:rPr>
+        <w:t xml:space="preserve">, </w:t>
+      </w:r>
+      <w:proofErr w:type="spellStart"/>
+      <w:r>
+        <w:rPr>
+          <w:rFonts w:cs="Times New Roman"/>
+          <w:sz w:val="28"/>
+          <w:szCs w:val="28"/>
+          <w:lang w:val="ru-RU" w:eastAsia="ru-RU"/>
+        </w:rPr>
+        <w:t>гугл</w:t>
+      </w:r>
+      <w:proofErr w:type="spellEnd"/>
+      <w:r>
+        <w:rPr>
+          <w:rFonts w:cs="Times New Roman"/>
+          <w:sz w:val="28"/>
+          <w:szCs w:val="28"/>
+          <w:lang w:val="ru-RU" w:eastAsia="ru-RU"/>
+        </w:rPr>
+        <w:t xml:space="preserve">, </w:t>
+      </w:r>
+      <w:proofErr w:type="spellStart"/>
+      <w:r>
+        <w:rPr>
+          <w:rFonts w:cs="Times New Roman"/>
+          <w:sz w:val="28"/>
+          <w:szCs w:val="28"/>
+          <w:lang w:val="ru-RU" w:eastAsia="ru-RU"/>
+        </w:rPr>
+        <w:t>яндекс</w:t>
+      </w:r>
+      <w:proofErr w:type="spellEnd"/>
+      <w:r>
+        <w:rPr>
+          <w:rFonts w:cs="Times New Roman"/>
+          <w:sz w:val="28"/>
+          <w:szCs w:val="28"/>
+          <w:lang w:val="ru-RU" w:eastAsia="ru-RU"/>
+        </w:rPr>
+        <w:t xml:space="preserve"> формы.</w:t>
+      </w:r>
+    </w:p>
+    <w:p>
+      <w:pPr>
+        <w:spacing w:before="100" w:beforeAutospacing="1" w:after="100" w:afterAutospacing="1" w:line="240" w:lineRule="auto"/>
+        <w:rPr>
+          <w:rFonts w:cs="Times New Roman"/>
+          <w:sz w:val="28"/>
+          <w:szCs w:val="28"/>
+          <w:lang w:val="ru-RU" w:eastAsia="ru-RU"/>
+        </w:rPr>
+      </w:pPr>
+      <w:r>
+        <w:rPr>
+          <w:rFonts w:cs="Times New Roman"/>
+          <w:sz w:val="28"/>
+          <w:szCs w:val="28"/>
+          <w:lang w:val="ru-RU" w:eastAsia="ru-RU"/>
+        </w:rPr>
+        <w:t xml:space="preserve">Из-за этого данные приходится переносить вручную, часть информации может дублироваться, а сотрудникам сложнее контролировать весь процесс обучения. </w:t>
+      </w:r>
+    </w:p>
+    <w:p>
+      <w:pPr>
+        <w:spacing w:before="100" w:beforeAutospacing="1" w:after="100" w:afterAutospacing="1" w:line="240" w:lineRule="auto"/>
+        <w:rPr>
+          <w:rFonts w:cs="Times New Roman"/>
+          <w:sz w:val="28"/>
+          <w:szCs w:val="28"/>
+          <w:lang w:val="ru-RU" w:eastAsia="ru-RU"/>
+        </w:rPr>
+      </w:pPr>
+      <w:r>
+        <w:rPr>
+          <w:rFonts w:cs="Times New Roman"/>
+          <w:sz w:val="28"/>
+          <w:szCs w:val="28"/>
+          <w:lang w:val="ru-RU" w:eastAsia="ru-RU"/>
+        </w:rPr>
+        <w:t xml:space="preserve">Поэтому в работе предлагается единый модуль, где основные данные хранятся в одном месте. </w:t>
+      </w:r>
+    </w:p>
+    <w:p>
+      <w:pPr>
+        <w:spacing w:before="100" w:beforeAutospacing="1" w:after="100" w:afterAutospacing="1" w:line="240" w:lineRule="auto"/>
+        <w:rPr>
+          <w:rFonts w:cs="Times New Roman"/>
+          <w:sz w:val="28"/>
+          <w:szCs w:val="28"/>
+          <w:lang w:val="ru-RU" w:eastAsia="ru-RU"/>
+        </w:rPr>
+      </w:pPr>
+      <w:r>
+        <w:rPr>
+          <w:rFonts w:cs="Times New Roman"/>
+          <w:sz w:val="28"/>
+          <w:szCs w:val="28"/>
+          <w:lang w:val="ru-RU" w:eastAsia="ru-RU"/>
+        </w:rPr>
+        <w:t xml:space="preserve">Слайд 3. Цель и задачи </w:t>
+      </w:r>
+      <w:bookmarkStart w:id="0" w:name="_GoBack"/>
+      <w:bookmarkEnd w:id="0"/>
+    </w:p>
+    <w:p>
+      <w:pPr>
+        <w:spacing w:before="100" w:beforeAutospacing="1" w:after="100" w:afterAutospacing="1" w:line="240" w:lineRule="auto"/>
+        <w:rPr>
+          <w:rFonts w:cs="Times New Roman"/>
+          <w:sz w:val="28"/>
+          <w:szCs w:val="28"/>
+          <w:lang w:val="ru-RU" w:eastAsia="ru-RU"/>
+        </w:rPr>
+      </w:pPr>
+      <w:r>
+        <w:rPr>
+          <w:rFonts w:cs="Times New Roman"/>
+          <w:sz w:val="28"/>
+          <w:szCs w:val="28"/>
+          <w:lang w:val="ru-RU" w:eastAsia="ru-RU"/>
+        </w:rPr>
+        <w:t xml:space="preserve">Цель работы — </w:t>
       </w:r>
       <w:r>
         <w:rPr>
-          <w:rFonts w:cs="Times New Roman"/>
-          <w:szCs w:val="24"/>
-          <w:lang w:val="ru-RU" w:eastAsia="ru-RU"/>
+          <w:sz w:val="28"/>
+          <w:szCs w:val="28"/>
+          <w:lang w:val="ru-RU"/>
+        </w:rPr>
+        <w:t>разработать модуль организации образовательного процесса и системы поддержки пользователей для платформы «Полярная Матрица»</w:t>
+      </w:r>
+      <w:r>
+        <w:rPr>
+          <w:sz w:val="28"/>
+          <w:szCs w:val="28"/>
+          <w:lang w:val="ru-RU"/>
         </w:rPr>
         <w:t>.</w:t>
       </w:r>
@@ -68,17 +341,19 @@
         <w:spacing w:before="100" w:beforeAutospacing="1" w:after="100" w:afterAutospacing="1" w:line="240" w:lineRule="auto"/>
         <w:rPr>
           <w:rFonts w:cs="Times New Roman"/>
-          <w:szCs w:val="24"/>
+          <w:sz w:val="28"/>
+          <w:szCs w:val="28"/>
           <w:lang w:val="ru-RU" w:eastAsia="ru-RU"/>
         </w:rPr>
       </w:pPr>
       <w:r>
         <w:rPr>
           <w:rFonts w:cs="Times New Roman"/>
-          <w:szCs w:val="24"/>
+          <w:sz w:val="28"/>
+          <w:szCs w:val="28"/>
           <w:lang w:val="ru-RU" w:eastAsia="ru-RU"/>
         </w:rPr>
-        <w:t>Актуальность работы связана с тем, что образовательный процесс часто ведётся в разрозненных инструментах: таблицах, документах, мессенджерах и облачных папках. Из-за этого сложно контролировать заявки, состав групп, расписание, материалы, посещаемость и результаты. Поэтому в работе предложен единый модуль, который централизует данные и снижает количество ручных операций.</w:t>
+        <w:t xml:space="preserve">Модуль должен поддерживать путь ученика от выбора программы и подачи заявки до обучения и получения итогового документа. </w:t>
       </w:r>
     </w:p>
     <w:p>
@@ -86,60 +361,19 @@
         <w:spacing w:before="100" w:beforeAutospacing="1" w:after="100" w:afterAutospacing="1" w:line="240" w:lineRule="auto"/>
         <w:rPr>
           <w:rFonts w:cs="Times New Roman"/>
-          <w:szCs w:val="24"/>
+          <w:sz w:val="28"/>
+          <w:szCs w:val="28"/>
           <w:lang w:val="ru-RU" w:eastAsia="ru-RU"/>
         </w:rPr>
       </w:pPr>
       <w:r>
         <w:rPr>
           <w:rFonts w:cs="Times New Roman"/>
-          <w:szCs w:val="24"/>
+          <w:sz w:val="28"/>
+          <w:szCs w:val="28"/>
           <w:lang w:val="ru-RU" w:eastAsia="ru-RU"/>
         </w:rPr>
-        <w:t xml:space="preserve">Цель работы — разработать модуль образовательного процесса для платформы </w:t>
-      </w:r>
-      <w:r>
-        <w:rPr>
-          <w:rFonts w:cs="Times New Roman"/>
-          <w:b/>
-          <w:bCs/>
-          <w:szCs w:val="24"/>
-          <w:lang w:val="ru-RU" w:eastAsia="ru-RU"/>
-        </w:rPr>
-        <w:t>«Полярная Матрица»</w:t>
-      </w:r>
-      <w:r>
-        <w:rPr>
-          <w:rFonts w:cs="Times New Roman"/>
-          <w:szCs w:val="24"/>
-          <w:lang w:val="ru-RU" w:eastAsia="ru-RU"/>
-        </w:rPr>
-        <w:t>.</w:t>
-      </w:r>
-      <w:r>
-        <w:rPr>
-          <w:rFonts w:cs="Times New Roman"/>
-          <w:szCs w:val="24"/>
-          <w:lang w:val="ru-RU" w:eastAsia="ru-RU"/>
-        </w:rPr>
-        <w:br/>
-        <w:t>Модуль охватывает основной сценарий: каталог программ, подача заявки,</w:t>
-      </w:r>
-      <w:r>
-        <w:rPr>
-          <w:rFonts w:cs="Times New Roman"/>
-          <w:szCs w:val="24"/>
-          <w:lang w:val="ru-RU" w:eastAsia="ru-RU"/>
-        </w:rPr>
-        <w:t xml:space="preserve"> </w:t>
-      </w:r>
-      <w:r>
-        <w:rPr>
-          <w:rFonts w:cs="Times New Roman"/>
-          <w:szCs w:val="24"/>
-          <w:lang w:val="ru-RU" w:eastAsia="ru-RU"/>
-        </w:rPr>
-        <w:t>зачисление, обучение, материалы, задания, посещаемость и итоговый документ.</w:t>
+        <w:t xml:space="preserve">Слайд 4. Аналоги и патентный поиск </w:t>
       </w:r>
     </w:p>
     <w:p>
@@ -147,240 +381,105 @@
         <w:spacing w:before="100" w:beforeAutospacing="1" w:after="100" w:afterAutospacing="1" w:line="240" w:lineRule="auto"/>
         <w:rPr>
           <w:rFonts w:cs="Times New Roman"/>
-          <w:szCs w:val="24"/>
+          <w:sz w:val="28"/>
+          <w:szCs w:val="28"/>
           <w:lang w:val="ru-RU" w:eastAsia="ru-RU"/>
         </w:rPr>
       </w:pPr>
       <w:r>
         <w:rPr>
           <w:rFonts w:cs="Times New Roman"/>
-          <w:szCs w:val="24"/>
+          <w:sz w:val="28"/>
+          <w:szCs w:val="28"/>
           <w:lang w:val="ru-RU" w:eastAsia="ru-RU"/>
         </w:rPr>
-        <w:t>Перед проектированием был выполнен анализ аналогов и патентный поиск. Были рассмотрены решения, связанные с электронным обучением, образовательными каталогами и электронными журналами. Анализ показал, что отдельные системы закрывают часть процесса, но в моей работе акцент сделан на едином сценарии от заявки до результата обучения.</w:t>
+        <w:t xml:space="preserve">Перед проектированием я выполнил анализ аналогов и патентный поиск. </w:t>
       </w:r>
     </w:p>
     <w:p>
       <w:pPr>
-        <w:spacing w:before="100" w:beforeAutospacing="1" w:after="100" w:afterAutospacing="1" w:line="240" w:lineRule="auto"/>
-        <w:rPr>
-          <w:rFonts w:cs="Times New Roman"/>
-          <w:szCs w:val="24"/>
-          <w:lang w:val="ru-RU" w:eastAsia="ru-RU"/>
+        <w:spacing w:before="100" w:beforeAutospacing="1" w:after="100" w:afterAutospacing="1"/>
+        <w:rPr>
+          <w:sz w:val="28"/>
+          <w:szCs w:val="28"/>
+          <w:lang w:val="ru-RU"/>
         </w:rPr>
       </w:pPr>
       <w:r>
         <w:rPr>
           <w:rFonts w:cs="Times New Roman"/>
-          <w:szCs w:val="24"/>
+          <w:sz w:val="28"/>
+          <w:szCs w:val="28"/>
           <w:lang w:val="ru-RU" w:eastAsia="ru-RU"/>
         </w:rPr>
-        <w:t>Далее был проведён системный анализ текущего процесса.</w:t>
+        <w:t>Были рассмотрены системы, которые связаны с электронным обучением</w:t>
       </w:r>
       <w:r>
         <w:rPr>
           <w:rFonts w:cs="Times New Roman"/>
-          <w:szCs w:val="24"/>
+          <w:sz w:val="28"/>
+          <w:szCs w:val="28"/>
           <w:lang w:val="ru-RU" w:eastAsia="ru-RU"/>
         </w:rPr>
-        <w:br/>
-        <w:t>В AS-IS модели видно, что этапы образовательного процесса уже существуют, но данные между ними часто передаются вручную. Информация дублируется в разных местах, из-за чего увеличивается трудоёмкость и появляется риск ошибок.</w:t>
-      </w:r>
-    </w:p>
-    <w:p>
-      <w:pPr>
-        <w:spacing w:before="100" w:beforeAutospacing="1" w:after="100" w:afterAutospacing="1" w:line="240" w:lineRule="auto"/>
-        <w:rPr>
-          <w:rFonts w:cs="Times New Roman"/>
-          <w:szCs w:val="24"/>
-          <w:lang w:val="ru-RU" w:eastAsia="ru-RU"/>
-        </w:rPr>
-      </w:pPr>
-      <w:r>
-        <w:rPr>
-          <w:rFonts w:cs="Times New Roman"/>
-          <w:szCs w:val="24"/>
-          <w:lang w:val="ru-RU" w:eastAsia="ru-RU"/>
-        </w:rPr>
-        <w:t xml:space="preserve">В TO-BE модели процесс сохраняется по смыслу, но центральной точкой становится модуль </w:t>
+        <w:t>.</w:t>
       </w:r>
       <w:r>
         <w:rPr>
           <w:rFonts w:cs="Times New Roman"/>
-          <w:b/>
-          <w:bCs/>
-          <w:szCs w:val="24"/>
+          <w:sz w:val="28"/>
+          <w:szCs w:val="28"/>
           <w:lang w:val="ru-RU" w:eastAsia="ru-RU"/>
         </w:rPr>
-        <w:t>«Образование»</w:t>
+        <w:t xml:space="preserve"> Это </w:t>
       </w:r>
       <w:r>
         <w:rPr>
           <w:rFonts w:cs="Times New Roman"/>
-          <w:szCs w:val="24"/>
+          <w:sz w:val="28"/>
+          <w:szCs w:val="28"/>
           <w:lang w:val="ru-RU" w:eastAsia="ru-RU"/>
         </w:rPr>
-        <w:t>. Заявка создаётся в системе, собеседование выбирается через слот, решение фиксируется статусом, а после зачисления создаётся запись участия пользователя в группе.</w:t>
-      </w:r>
-    </w:p>
-    <w:p>
-      <w:pPr>
-        <w:spacing w:before="100" w:beforeAutospacing="1" w:after="100" w:afterAutospacing="1" w:line="240" w:lineRule="auto"/>
-        <w:rPr>
-          <w:rFonts w:cs="Times New Roman"/>
-          <w:szCs w:val="24"/>
-          <w:lang w:val="ru-RU" w:eastAsia="ru-RU"/>
-        </w:rPr>
-      </w:pPr>
-      <w:r>
-        <w:rPr>
-          <w:rFonts w:cs="Times New Roman"/>
-          <w:szCs w:val="24"/>
-          <w:lang w:val="ru-RU" w:eastAsia="ru-RU"/>
-        </w:rPr>
-        <w:t>После этого была разработана модель данных.</w:t>
+        <w:t>Навигатор</w:t>
       </w:r>
       <w:r>
         <w:rPr>
           <w:rFonts w:cs="Times New Roman"/>
-          <w:szCs w:val="24"/>
+          <w:sz w:val="28"/>
+          <w:szCs w:val="28"/>
           <w:lang w:val="ru-RU" w:eastAsia="ru-RU"/>
         </w:rPr>
-        <w:br/>
-        <w:t>Основные сущности модуля — курс, блок курса, группа, заявка, слот собеседования, зачисление, занятие, материал, задание, работа ученика, посещаемость и сертификат. В физической модели используется PostgreSQL. История смены статусов заявки фиксируется отдельно, чтобы было видно, кто и когда принял решение. Файлы материалов и работ не хранятся напрямую в базе: в базе сохраняются метаданные и object_key, а сами файлы размещаются в MinIO.</w:t>
+        <w:t xml:space="preserve">, </w:t>
       </w:r>
-    </w:p>
-    <w:p>
-      <w:pPr>
-        <w:spacing w:before="100" w:beforeAutospacing="1" w:after="100" w:afterAutospacing="1" w:line="240" w:lineRule="auto"/>
-        <w:rPr>
-          <w:rFonts w:cs="Times New Roman"/>
-          <w:szCs w:val="24"/>
-          <w:lang w:val="ru-RU" w:eastAsia="ru-RU"/>
-        </w:rPr>
-      </w:pPr>
+      <w:proofErr w:type="spellStart"/>
       <w:r>
         <w:rPr>
-          <w:rFonts w:cs="Times New Roman"/>
-          <w:szCs w:val="24"/>
-          <w:lang w:val="ru-RU" w:eastAsia="ru-RU"/>
-        </w:rPr>
-        <w:t>Технически проект построен от серверной части и API-контрактов. Backend реализуется на Go. Для клиентской части используются Next.js и React: пользовательское приложение включает каталог и личный кабинет, а административная панель используется для управления курсами, группами, заявками и учебным процессом. Архитектурно система разделена на ядро и модуль образования. Ядро отвечает за аккаунты, авторизацию, профили и глобальные роли, а модуль образования хранит только идентификатор пользователя и свои доменные данные.</w:t>
+          <w:sz w:val="28"/>
+          <w:szCs w:val="28"/>
+          <w:lang w:val="ru-RU"/>
+        </w:rPr>
+        <w:t>Дневник.ру</w:t>
       </w:r>
-    </w:p>
-    <w:p>
-      <w:pPr>
-        <w:spacing w:before="100" w:beforeAutospacing="1" w:after="100" w:afterAutospacing="1" w:line="240" w:lineRule="auto"/>
-        <w:rPr>
-          <w:rFonts w:cs="Times New Roman"/>
-          <w:szCs w:val="24"/>
-          <w:lang w:val="ru-RU" w:eastAsia="ru-RU"/>
-        </w:rPr>
-      </w:pPr>
+      <w:proofErr w:type="spellEnd"/>
       <w:r>
         <w:rPr>
-          <w:rFonts w:cs="Times New Roman"/>
-          <w:szCs w:val="24"/>
-          <w:lang w:val="ru-RU" w:eastAsia="ru-RU"/>
-        </w:rPr>
-        <w:t>Отдельно в проекте предусмотрена система поддержки пользователей. Она выражается в личном кабинете, уведомлениях, событиях и простых автоматизациях. Также добавлен ИИ-ассистент в безопасных сценариях: он может помогать формировать черновики материалов, подсказки и ответы, но итоговые решения остаются за сотрудником.</w:t>
-      </w:r>
-    </w:p>
-    <w:p>
-      <w:pPr>
-        <w:spacing w:before="100" w:beforeAutospacing="1" w:after="100" w:afterAutospacing="1" w:line="240" w:lineRule="auto"/>
-        <w:rPr>
-          <w:rFonts w:cs="Times New Roman"/>
-          <w:szCs w:val="24"/>
-          <w:lang w:val="ru-RU" w:eastAsia="ru-RU"/>
-        </w:rPr>
-      </w:pPr>
-      <w:r>
-        <w:rPr>
-          <w:rFonts w:cs="Times New Roman"/>
-          <w:szCs w:val="24"/>
-          <w:lang w:val="ru-RU" w:eastAsia="ru-RU"/>
-        </w:rPr>
-        <w:t xml:space="preserve">Диаграмма прецедентов показывает роли участников. Ученик работает с каталогом, заявкой и обучением. Преподаватель получает доступ только к назначенным группам. Администратор и </w:t>
+          <w:sz w:val="28"/>
+          <w:szCs w:val="28"/>
+          <w:lang w:val="ru-RU"/>
+        </w:rPr>
+        <w:t xml:space="preserve"> и </w:t>
       </w:r>
       <w:r>
         <w:rPr>
-          <w:rFonts w:cs="Times New Roman"/>
-          <w:szCs w:val="24"/>
-          <w:lang w:val="ru-RU" w:eastAsia="ru-RU"/>
-        </w:rPr>
-        <w:lastRenderedPageBreak/>
-        <w:t>завуч управляют программами, группами, заявками и итоговыми документами. Такое разделение важно для безопасности и контроля доступа.</w:t>
-      </w:r>
-    </w:p>
-    <w:p>
-      <w:pPr>
-        <w:spacing w:before="100" w:beforeAutospacing="1" w:after="100" w:afterAutospacing="1" w:line="240" w:lineRule="auto"/>
-        <w:rPr>
-          <w:rFonts w:cs="Times New Roman"/>
-          <w:szCs w:val="24"/>
-          <w:lang w:val="ru-RU" w:eastAsia="ru-RU"/>
-        </w:rPr>
-      </w:pPr>
-      <w:r>
-        <w:rPr>
-          <w:rFonts w:cs="Times New Roman"/>
-          <w:szCs w:val="24"/>
-          <w:lang w:val="ru-RU" w:eastAsia="ru-RU"/>
-        </w:rPr>
-        <w:t>В ходе тестирования были проверены основные сценарии: создание курса и группы, подача заявки, выбор слота, смена статусов, зачисление, открытие доступа к обучению, работа с материалами, заданиями и посещаемостью.</w:t>
-      </w:r>
-    </w:p>
-    <w:p>
-      <w:pPr>
-        <w:spacing w:before="100" w:beforeAutospacing="1" w:after="100" w:afterAutospacing="1" w:line="240" w:lineRule="auto"/>
-        <w:rPr>
-          <w:rFonts w:cs="Times New Roman"/>
-          <w:szCs w:val="24"/>
-          <w:lang w:val="ru-RU" w:eastAsia="ru-RU"/>
-        </w:rPr>
-      </w:pPr>
-      <w:r>
-        <w:rPr>
-          <w:rFonts w:cs="Times New Roman"/>
-          <w:szCs w:val="24"/>
-          <w:lang w:val="ru-RU" w:eastAsia="ru-RU"/>
-        </w:rPr>
-        <w:t xml:space="preserve">Экономический эффект оценивался по сравнению трудоёмкости операций в AS-IS и TO-BE процессах. За счёт единой базы данных и сокращения ручного переноса сведений трудоёмкость типового процесса снижается с </w:t>
+          <w:sz w:val="28"/>
+          <w:szCs w:val="28"/>
+        </w:rPr>
+        <w:t>Moodle</w:t>
       </w:r>
       <w:r>
         <w:rPr>
-          <w:rFonts w:cs="Times New Roman"/>
-          <w:b/>
-          <w:bCs/>
-          <w:szCs w:val="24"/>
-          <w:lang w:val="ru-RU" w:eastAsia="ru-RU"/>
-        </w:rPr>
-        <w:t>440 до 220 минут</w:t>
-      </w:r>
-      <w:r>
-        <w:rPr>
-          <w:rFonts w:cs="Times New Roman"/>
-          <w:szCs w:val="24"/>
-          <w:lang w:val="ru-RU" w:eastAsia="ru-RU"/>
-        </w:rPr>
-        <w:t xml:space="preserve">, то есть примерно на </w:t>
-      </w:r>
-      <w:r>
-        <w:rPr>
-          <w:rFonts w:cs="Times New Roman"/>
-          <w:b/>
-          <w:bCs/>
-          <w:szCs w:val="24"/>
-          <w:lang w:val="ru-RU" w:eastAsia="ru-RU"/>
-        </w:rPr>
-        <w:t>50%</w:t>
-      </w:r>
-      <w:r>
-        <w:rPr>
-          <w:rFonts w:cs="Times New Roman"/>
-          <w:szCs w:val="24"/>
-          <w:lang w:val="ru-RU" w:eastAsia="ru-RU"/>
+          <w:sz w:val="28"/>
+          <w:szCs w:val="28"/>
+          <w:lang w:val="ru-RU"/>
         </w:rPr>
         <w:t>.</w:t>
       </w:r>
@@ -390,17 +489,37 @@
         <w:spacing w:before="100" w:beforeAutospacing="1" w:after="100" w:afterAutospacing="1" w:line="240" w:lineRule="auto"/>
         <w:rPr>
           <w:rFonts w:cs="Times New Roman"/>
-          <w:szCs w:val="24"/>
+          <w:sz w:val="28"/>
+          <w:szCs w:val="28"/>
           <w:lang w:val="ru-RU" w:eastAsia="ru-RU"/>
         </w:rPr>
       </w:pPr>
       <w:r>
         <w:rPr>
           <w:rFonts w:cs="Times New Roman"/>
-          <w:szCs w:val="24"/>
+          <w:sz w:val="28"/>
+          <w:szCs w:val="28"/>
           <w:lang w:val="ru-RU" w:eastAsia="ru-RU"/>
         </w:rPr>
-        <w:t>В результате работы был спроектирован и реализован модуль образовательного процесса, построены AS-IS и TO-BE модели, разработана логическая и физическая модель данных, описана архитектура, реализованы основные интерфейсы и подтверждён эффект внедрения.</w:t>
+        <w:t xml:space="preserve">Анализ показал, что </w:t>
+      </w:r>
+      <w:r>
+        <w:rPr>
+          <w:rFonts w:cs="Times New Roman"/>
+          <w:sz w:val="28"/>
+          <w:szCs w:val="28"/>
+          <w:lang w:val="ru-RU" w:eastAsia="ru-RU"/>
+        </w:rPr>
+        <w:t xml:space="preserve">эти </w:t>
+      </w:r>
+      <w:r>
+        <w:rPr>
+          <w:rFonts w:cs="Times New Roman"/>
+          <w:sz w:val="28"/>
+          <w:szCs w:val="28"/>
+          <w:lang w:val="ru-RU" w:eastAsia="ru-RU"/>
+        </w:rPr>
+        <w:t xml:space="preserve">решения закрывают только часть процесса. В моей работе акцент сделан на едином сценарии: от заявки до результата обучения. </w:t>
       </w:r>
     </w:p>
     <w:p>
@@ -408,14 +527,789 @@
         <w:spacing w:before="100" w:beforeAutospacing="1" w:after="100" w:afterAutospacing="1" w:line="240" w:lineRule="auto"/>
         <w:rPr>
           <w:rFonts w:cs="Times New Roman"/>
-          <w:szCs w:val="24"/>
+          <w:sz w:val="28"/>
+          <w:szCs w:val="28"/>
           <w:lang w:val="ru-RU" w:eastAsia="ru-RU"/>
         </w:rPr>
       </w:pPr>
       <w:r>
         <w:rPr>
           <w:rFonts w:cs="Times New Roman"/>
-          <w:szCs w:val="24"/>
+          <w:sz w:val="28"/>
+          <w:szCs w:val="28"/>
+          <w:lang w:val="ru-RU" w:eastAsia="ru-RU"/>
+        </w:rPr>
+        <w:t xml:space="preserve">Слайд 5. AS-IS модель </w:t>
+      </w:r>
+    </w:p>
+    <w:p>
+      <w:pPr>
+        <w:spacing w:before="100" w:beforeAutospacing="1" w:after="100" w:afterAutospacing="1" w:line="240" w:lineRule="auto"/>
+        <w:rPr>
+          <w:rFonts w:cs="Times New Roman"/>
+          <w:sz w:val="28"/>
+          <w:szCs w:val="28"/>
+          <w:lang w:val="ru-RU" w:eastAsia="ru-RU"/>
+        </w:rPr>
+      </w:pPr>
+      <w:r>
+        <w:rPr>
+          <w:rFonts w:cs="Times New Roman"/>
+          <w:sz w:val="28"/>
+          <w:szCs w:val="28"/>
+          <w:lang w:val="ru-RU" w:eastAsia="ru-RU"/>
+        </w:rPr>
+        <w:t xml:space="preserve">Далее был проведён анализ текущего процесса. </w:t>
+      </w:r>
+    </w:p>
+    <w:p>
+      <w:pPr>
+        <w:spacing w:before="100" w:beforeAutospacing="1" w:after="100" w:afterAutospacing="1" w:line="240" w:lineRule="auto"/>
+        <w:rPr>
+          <w:rFonts w:cs="Times New Roman"/>
+          <w:sz w:val="28"/>
+          <w:szCs w:val="28"/>
+          <w:lang w:val="ru-RU" w:eastAsia="ru-RU"/>
+        </w:rPr>
+      </w:pPr>
+      <w:r>
+        <w:rPr>
+          <w:rFonts w:cs="Times New Roman"/>
+          <w:sz w:val="28"/>
+          <w:szCs w:val="28"/>
+          <w:lang w:val="ru-RU" w:eastAsia="ru-RU"/>
+        </w:rPr>
+        <w:t xml:space="preserve">В AS-IS модели показано, как процесс выглядит сейчас. Основные этапы уже существуют, но данные часто передаются вручную. </w:t>
+      </w:r>
+    </w:p>
+    <w:p>
+      <w:pPr>
+        <w:spacing w:before="100" w:beforeAutospacing="1" w:after="100" w:afterAutospacing="1" w:line="240" w:lineRule="auto"/>
+        <w:rPr>
+          <w:rFonts w:cs="Times New Roman"/>
+          <w:sz w:val="28"/>
+          <w:szCs w:val="28"/>
+          <w:lang w:val="ru-RU" w:eastAsia="ru-RU"/>
+        </w:rPr>
+      </w:pPr>
+      <w:r>
+        <w:rPr>
+          <w:rFonts w:cs="Times New Roman"/>
+          <w:sz w:val="28"/>
+          <w:szCs w:val="28"/>
+          <w:lang w:val="ru-RU" w:eastAsia="ru-RU"/>
+        </w:rPr>
+        <w:lastRenderedPageBreak/>
+        <w:t xml:space="preserve">Из-за этого увеличивается время работы сотрудников и появляется риск ошибок. </w:t>
+      </w:r>
+    </w:p>
+    <w:p>
+      <w:pPr>
+        <w:spacing w:before="100" w:beforeAutospacing="1" w:after="100" w:afterAutospacing="1" w:line="240" w:lineRule="auto"/>
+        <w:rPr>
+          <w:rFonts w:cs="Times New Roman"/>
+          <w:sz w:val="28"/>
+          <w:szCs w:val="28"/>
+          <w:lang w:val="ru-RU" w:eastAsia="ru-RU"/>
+        </w:rPr>
+      </w:pPr>
+      <w:r>
+        <w:rPr>
+          <w:rFonts w:cs="Times New Roman"/>
+          <w:sz w:val="28"/>
+          <w:szCs w:val="28"/>
+          <w:lang w:val="ru-RU" w:eastAsia="ru-RU"/>
+        </w:rPr>
+        <w:t xml:space="preserve">Слайд 6. TO-BE модель </w:t>
+      </w:r>
+    </w:p>
+    <w:p>
+      <w:pPr>
+        <w:spacing w:before="100" w:beforeAutospacing="1" w:after="100" w:afterAutospacing="1" w:line="240" w:lineRule="auto"/>
+        <w:rPr>
+          <w:rFonts w:cs="Times New Roman"/>
+          <w:sz w:val="28"/>
+          <w:szCs w:val="28"/>
+          <w:lang w:val="ru-RU" w:eastAsia="ru-RU"/>
+        </w:rPr>
+      </w:pPr>
+      <w:r>
+        <w:rPr>
+          <w:rFonts w:cs="Times New Roman"/>
+          <w:sz w:val="28"/>
+          <w:szCs w:val="28"/>
+          <w:lang w:val="ru-RU" w:eastAsia="ru-RU"/>
+        </w:rPr>
+        <w:t xml:space="preserve">В TO-BE модели показано, как процесс должен работать после внедрения модуля. </w:t>
+      </w:r>
+    </w:p>
+    <w:p>
+      <w:pPr>
+        <w:spacing w:before="100" w:beforeAutospacing="1" w:after="100" w:afterAutospacing="1" w:line="240" w:lineRule="auto"/>
+        <w:rPr>
+          <w:rFonts w:cs="Times New Roman"/>
+          <w:sz w:val="28"/>
+          <w:szCs w:val="28"/>
+          <w:lang w:val="ru-RU" w:eastAsia="ru-RU"/>
+        </w:rPr>
+      </w:pPr>
+      <w:r>
+        <w:rPr>
+          <w:rFonts w:cs="Times New Roman"/>
+          <w:sz w:val="28"/>
+          <w:szCs w:val="28"/>
+          <w:lang w:val="ru-RU" w:eastAsia="ru-RU"/>
+        </w:rPr>
+        <w:t xml:space="preserve">Главным местом работы становится модуль «Образование». </w:t>
+      </w:r>
+    </w:p>
+    <w:p>
+      <w:pPr>
+        <w:spacing w:before="100" w:beforeAutospacing="1" w:after="100" w:afterAutospacing="1" w:line="240" w:lineRule="auto"/>
+        <w:rPr>
+          <w:rFonts w:cs="Times New Roman"/>
+          <w:sz w:val="28"/>
+          <w:szCs w:val="28"/>
+          <w:lang w:val="ru-RU" w:eastAsia="ru-RU"/>
+        </w:rPr>
+      </w:pPr>
+      <w:r>
+        <w:rPr>
+          <w:rFonts w:cs="Times New Roman"/>
+          <w:sz w:val="28"/>
+          <w:szCs w:val="28"/>
+          <w:lang w:val="ru-RU" w:eastAsia="ru-RU"/>
+        </w:rPr>
+        <w:t xml:space="preserve">Заявка создаётся в системе, собеседование можно выбрать через слот, решение фиксируется статусом, а после зачисления ученику открывается доступ к обучению. </w:t>
+      </w:r>
+    </w:p>
+    <w:p>
+      <w:pPr>
+        <w:spacing w:before="100" w:beforeAutospacing="1" w:after="100" w:afterAutospacing="1" w:line="240" w:lineRule="auto"/>
+        <w:rPr>
+          <w:rFonts w:cs="Times New Roman"/>
+          <w:sz w:val="28"/>
+          <w:szCs w:val="28"/>
+          <w:lang w:val="ru-RU" w:eastAsia="ru-RU"/>
+        </w:rPr>
+      </w:pPr>
+      <w:r>
+        <w:rPr>
+          <w:rFonts w:cs="Times New Roman"/>
+          <w:sz w:val="28"/>
+          <w:szCs w:val="28"/>
+          <w:lang w:val="ru-RU" w:eastAsia="ru-RU"/>
+        </w:rPr>
+        <w:t xml:space="preserve">Слайд 7. Модель базы данных </w:t>
+      </w:r>
+    </w:p>
+    <w:p>
+      <w:pPr>
+        <w:spacing w:before="100" w:beforeAutospacing="1" w:after="100" w:afterAutospacing="1" w:line="240" w:lineRule="auto"/>
+        <w:rPr>
+          <w:rFonts w:cs="Times New Roman"/>
+          <w:sz w:val="28"/>
+          <w:szCs w:val="28"/>
+          <w:lang w:val="ru-RU" w:eastAsia="ru-RU"/>
+        </w:rPr>
+      </w:pPr>
+      <w:r>
+        <w:rPr>
+          <w:rFonts w:cs="Times New Roman"/>
+          <w:sz w:val="28"/>
+          <w:szCs w:val="28"/>
+          <w:lang w:val="ru-RU" w:eastAsia="ru-RU"/>
+        </w:rPr>
+        <w:t xml:space="preserve">После анализа была разработана модель базы данных. </w:t>
+      </w:r>
+    </w:p>
+    <w:p>
+      <w:pPr>
+        <w:spacing w:before="100" w:beforeAutospacing="1" w:after="100" w:afterAutospacing="1" w:line="240" w:lineRule="auto"/>
+        <w:rPr>
+          <w:rFonts w:cs="Times New Roman"/>
+          <w:sz w:val="28"/>
+          <w:szCs w:val="28"/>
+          <w:lang w:val="ru-RU" w:eastAsia="ru-RU"/>
+        </w:rPr>
+      </w:pPr>
+      <w:r>
+        <w:rPr>
+          <w:rFonts w:cs="Times New Roman"/>
+          <w:sz w:val="28"/>
+          <w:szCs w:val="28"/>
+          <w:lang w:val="ru-RU" w:eastAsia="ru-RU"/>
+        </w:rPr>
+        <w:t xml:space="preserve">В ней отражены основные части образовательного процесса: программы, группы, заявки, обучение, задания, посещаемость и сертификаты. </w:t>
+      </w:r>
+    </w:p>
+    <w:p>
+      <w:pPr>
+        <w:spacing w:before="100" w:beforeAutospacing="1" w:after="100" w:afterAutospacing="1" w:line="240" w:lineRule="auto"/>
+        <w:rPr>
+          <w:rFonts w:cs="Times New Roman"/>
+          <w:sz w:val="28"/>
+          <w:szCs w:val="28"/>
+          <w:lang w:val="ru-RU" w:eastAsia="ru-RU"/>
+        </w:rPr>
+      </w:pPr>
+      <w:r>
+        <w:rPr>
+          <w:rFonts w:cs="Times New Roman"/>
+          <w:sz w:val="28"/>
+          <w:szCs w:val="28"/>
+          <w:lang w:val="ru-RU" w:eastAsia="ru-RU"/>
+        </w:rPr>
+        <w:t xml:space="preserve">Отдельно хранится история изменения статусов заявки. Это нужно, чтобы было видно, кто и когда принял решение. </w:t>
+      </w:r>
+    </w:p>
+    <w:p>
+      <w:pPr>
+        <w:spacing w:before="100" w:beforeAutospacing="1" w:after="100" w:afterAutospacing="1" w:line="240" w:lineRule="auto"/>
+        <w:rPr>
+          <w:rFonts w:cs="Times New Roman"/>
+          <w:sz w:val="28"/>
+          <w:szCs w:val="28"/>
+          <w:lang w:val="ru-RU" w:eastAsia="ru-RU"/>
+        </w:rPr>
+      </w:pPr>
+      <w:r>
+        <w:rPr>
+          <w:rFonts w:cs="Times New Roman"/>
+          <w:sz w:val="28"/>
+          <w:szCs w:val="28"/>
+          <w:lang w:val="ru-RU" w:eastAsia="ru-RU"/>
+        </w:rPr>
+        <w:t xml:space="preserve">Файлы не хранятся напрямую в базе данных. В базе сохраняется только информация о файле, а сами файлы размещаются в </w:t>
+      </w:r>
+      <w:proofErr w:type="spellStart"/>
+      <w:r>
+        <w:rPr>
+          <w:rFonts w:cs="Times New Roman"/>
+          <w:sz w:val="28"/>
+          <w:szCs w:val="28"/>
+          <w:lang w:val="ru-RU" w:eastAsia="ru-RU"/>
+        </w:rPr>
+        <w:t>MinIO</w:t>
+      </w:r>
+      <w:proofErr w:type="spellEnd"/>
+      <w:r>
+        <w:rPr>
+          <w:rFonts w:cs="Times New Roman"/>
+          <w:sz w:val="28"/>
+          <w:szCs w:val="28"/>
+          <w:lang w:val="ru-RU" w:eastAsia="ru-RU"/>
+        </w:rPr>
+        <w:t xml:space="preserve">. </w:t>
+      </w:r>
+    </w:p>
+    <w:p>
+      <w:pPr>
+        <w:spacing w:before="100" w:beforeAutospacing="1" w:after="100" w:afterAutospacing="1" w:line="240" w:lineRule="auto"/>
+        <w:rPr>
+          <w:rFonts w:cs="Times New Roman"/>
+          <w:sz w:val="28"/>
+          <w:szCs w:val="28"/>
+          <w:lang w:val="ru-RU" w:eastAsia="ru-RU"/>
+        </w:rPr>
+      </w:pPr>
+      <w:r>
+        <w:rPr>
+          <w:rFonts w:cs="Times New Roman"/>
+          <w:sz w:val="28"/>
+          <w:szCs w:val="28"/>
+          <w:lang w:val="ru-RU" w:eastAsia="ru-RU"/>
+        </w:rPr>
+        <w:t xml:space="preserve">Слайд 8. Технологии и архитектура </w:t>
+      </w:r>
+    </w:p>
+    <w:p>
+      <w:pPr>
+        <w:spacing w:before="100" w:beforeAutospacing="1" w:after="100" w:afterAutospacing="1" w:line="240" w:lineRule="auto"/>
+        <w:rPr>
+          <w:rFonts w:cs="Times New Roman"/>
+          <w:sz w:val="28"/>
+          <w:szCs w:val="28"/>
+          <w:lang w:val="ru-RU" w:eastAsia="ru-RU"/>
+        </w:rPr>
+      </w:pPr>
+      <w:r>
+        <w:rPr>
+          <w:rFonts w:cs="Times New Roman"/>
+          <w:sz w:val="28"/>
+          <w:szCs w:val="28"/>
+          <w:lang w:val="ru-RU" w:eastAsia="ru-RU"/>
+        </w:rPr>
+        <w:t xml:space="preserve">Проект строится от </w:t>
+      </w:r>
+      <w:proofErr w:type="spellStart"/>
+      <w:r>
+        <w:rPr>
+          <w:rFonts w:cs="Times New Roman"/>
+          <w:sz w:val="28"/>
+          <w:szCs w:val="28"/>
+          <w:lang w:val="ru-RU" w:eastAsia="ru-RU"/>
+        </w:rPr>
+        <w:t>backend</w:t>
+      </w:r>
+      <w:proofErr w:type="spellEnd"/>
+      <w:r>
+        <w:rPr>
+          <w:rFonts w:cs="Times New Roman"/>
+          <w:sz w:val="28"/>
+          <w:szCs w:val="28"/>
+          <w:lang w:val="ru-RU" w:eastAsia="ru-RU"/>
+        </w:rPr>
+        <w:t xml:space="preserve">-части и API. </w:t>
+      </w:r>
+    </w:p>
+    <w:p>
+      <w:pPr>
+        <w:spacing w:before="100" w:beforeAutospacing="1" w:after="100" w:afterAutospacing="1" w:line="240" w:lineRule="auto"/>
+        <w:rPr>
+          <w:rFonts w:cs="Times New Roman"/>
+          <w:sz w:val="28"/>
+          <w:szCs w:val="28"/>
+          <w:lang w:val="ru-RU" w:eastAsia="ru-RU"/>
+        </w:rPr>
+      </w:pPr>
+      <w:proofErr w:type="spellStart"/>
+      <w:r>
+        <w:rPr>
+          <w:rFonts w:cs="Times New Roman"/>
+          <w:sz w:val="28"/>
+          <w:szCs w:val="28"/>
+          <w:lang w:val="ru-RU" w:eastAsia="ru-RU"/>
+        </w:rPr>
+        <w:t>Backend</w:t>
+      </w:r>
+      <w:proofErr w:type="spellEnd"/>
+      <w:r>
+        <w:rPr>
+          <w:rFonts w:cs="Times New Roman"/>
+          <w:sz w:val="28"/>
+          <w:szCs w:val="28"/>
+          <w:lang w:val="ru-RU" w:eastAsia="ru-RU"/>
+        </w:rPr>
+        <w:t xml:space="preserve"> реализуется на </w:t>
+      </w:r>
+      <w:proofErr w:type="spellStart"/>
+      <w:r>
+        <w:rPr>
+          <w:rFonts w:cs="Times New Roman"/>
+          <w:sz w:val="28"/>
+          <w:szCs w:val="28"/>
+          <w:lang w:val="ru-RU" w:eastAsia="ru-RU"/>
+        </w:rPr>
+        <w:t>Go</w:t>
+      </w:r>
+      <w:proofErr w:type="spellEnd"/>
+      <w:r>
+        <w:rPr>
+          <w:rFonts w:cs="Times New Roman"/>
+          <w:sz w:val="28"/>
+          <w:szCs w:val="28"/>
+          <w:lang w:val="ru-RU" w:eastAsia="ru-RU"/>
+        </w:rPr>
+        <w:t xml:space="preserve">. </w:t>
+      </w:r>
+    </w:p>
+    <w:p>
+      <w:pPr>
+        <w:spacing w:before="100" w:beforeAutospacing="1" w:after="100" w:afterAutospacing="1" w:line="240" w:lineRule="auto"/>
+        <w:rPr>
+          <w:rFonts w:cs="Times New Roman"/>
+          <w:sz w:val="28"/>
+          <w:szCs w:val="28"/>
+          <w:lang w:val="ru-RU" w:eastAsia="ru-RU"/>
+        </w:rPr>
+      </w:pPr>
+      <w:r>
+        <w:rPr>
+          <w:rFonts w:cs="Times New Roman"/>
+          <w:sz w:val="28"/>
+          <w:szCs w:val="28"/>
+          <w:lang w:val="ru-RU" w:eastAsia="ru-RU"/>
+        </w:rPr>
+        <w:t xml:space="preserve">Для пользовательской части используется Next.js, а для административной панели — </w:t>
+      </w:r>
+      <w:proofErr w:type="spellStart"/>
+      <w:r>
+        <w:rPr>
+          <w:rFonts w:cs="Times New Roman"/>
+          <w:sz w:val="28"/>
+          <w:szCs w:val="28"/>
+          <w:lang w:val="ru-RU" w:eastAsia="ru-RU"/>
+        </w:rPr>
+        <w:t>React</w:t>
+      </w:r>
+      <w:proofErr w:type="spellEnd"/>
+      <w:r>
+        <w:rPr>
+          <w:rFonts w:cs="Times New Roman"/>
+          <w:sz w:val="28"/>
+          <w:szCs w:val="28"/>
+          <w:lang w:val="ru-RU" w:eastAsia="ru-RU"/>
+        </w:rPr>
+        <w:t xml:space="preserve">. </w:t>
+      </w:r>
+    </w:p>
+    <w:p>
+      <w:pPr>
+        <w:spacing w:before="100" w:beforeAutospacing="1" w:after="100" w:afterAutospacing="1" w:line="240" w:lineRule="auto"/>
+        <w:rPr>
+          <w:rFonts w:cs="Times New Roman"/>
+          <w:sz w:val="28"/>
+          <w:szCs w:val="28"/>
+          <w:lang w:val="ru-RU" w:eastAsia="ru-RU"/>
+        </w:rPr>
+      </w:pPr>
+      <w:r>
+        <w:rPr>
+          <w:rFonts w:cs="Times New Roman"/>
+          <w:sz w:val="28"/>
+          <w:szCs w:val="28"/>
+          <w:lang w:val="ru-RU" w:eastAsia="ru-RU"/>
+        </w:rPr>
+        <w:t xml:space="preserve">Система разделена на ядро и модуль образования. </w:t>
+      </w:r>
+    </w:p>
+    <w:p>
+      <w:pPr>
+        <w:spacing w:before="100" w:beforeAutospacing="1" w:after="100" w:afterAutospacing="1" w:line="240" w:lineRule="auto"/>
+        <w:rPr>
+          <w:rFonts w:cs="Times New Roman"/>
+          <w:sz w:val="28"/>
+          <w:szCs w:val="28"/>
+          <w:lang w:val="ru-RU" w:eastAsia="ru-RU"/>
+        </w:rPr>
+      </w:pPr>
+      <w:r>
+        <w:rPr>
+          <w:rFonts w:cs="Times New Roman"/>
+          <w:sz w:val="28"/>
+          <w:szCs w:val="28"/>
+          <w:lang w:val="ru-RU" w:eastAsia="ru-RU"/>
+        </w:rPr>
+        <w:t xml:space="preserve">Ядро отвечает за аккаунты, вход в систему, профили и общие роли. </w:t>
+      </w:r>
+    </w:p>
+    <w:p>
+      <w:pPr>
+        <w:spacing w:before="100" w:beforeAutospacing="1" w:after="100" w:afterAutospacing="1" w:line="240" w:lineRule="auto"/>
+        <w:rPr>
+          <w:rFonts w:cs="Times New Roman"/>
+          <w:sz w:val="28"/>
+          <w:szCs w:val="28"/>
+          <w:lang w:val="ru-RU" w:eastAsia="ru-RU"/>
+        </w:rPr>
+      </w:pPr>
+      <w:r>
+        <w:rPr>
+          <w:rFonts w:cs="Times New Roman"/>
+          <w:sz w:val="28"/>
+          <w:szCs w:val="28"/>
+          <w:lang w:val="ru-RU" w:eastAsia="ru-RU"/>
+        </w:rPr>
+        <w:t xml:space="preserve">Модуль образования хранит только свои данные: заявки, группы, занятия, материалы, задания и результаты. </w:t>
+      </w:r>
+    </w:p>
+    <w:p>
+      <w:pPr>
+        <w:spacing w:before="100" w:beforeAutospacing="1" w:after="100" w:afterAutospacing="1" w:line="240" w:lineRule="auto"/>
+        <w:rPr>
+          <w:rFonts w:cs="Times New Roman"/>
+          <w:sz w:val="28"/>
+          <w:szCs w:val="28"/>
+          <w:lang w:val="ru-RU" w:eastAsia="ru-RU"/>
+        </w:rPr>
+      </w:pPr>
+      <w:r>
+        <w:rPr>
+          <w:rFonts w:cs="Times New Roman"/>
+          <w:sz w:val="28"/>
+          <w:szCs w:val="28"/>
+          <w:lang w:val="ru-RU" w:eastAsia="ru-RU"/>
+        </w:rPr>
+        <w:t xml:space="preserve">Слайд 9. Система поддержки и ИИ </w:t>
+      </w:r>
+    </w:p>
+    <w:p>
+      <w:pPr>
+        <w:spacing w:before="100" w:beforeAutospacing="1" w:after="100" w:afterAutospacing="1" w:line="240" w:lineRule="auto"/>
+        <w:rPr>
+          <w:rFonts w:cs="Times New Roman"/>
+          <w:sz w:val="28"/>
+          <w:szCs w:val="28"/>
+          <w:lang w:val="ru-RU" w:eastAsia="ru-RU"/>
+        </w:rPr>
+      </w:pPr>
+      <w:r>
+        <w:rPr>
+          <w:rFonts w:cs="Times New Roman"/>
+          <w:sz w:val="28"/>
+          <w:szCs w:val="28"/>
+          <w:lang w:val="ru-RU" w:eastAsia="ru-RU"/>
+        </w:rPr>
+        <w:t xml:space="preserve">Отдельно в проекте предусмотрена система поддержки пользователей. </w:t>
+      </w:r>
+    </w:p>
+    <w:p>
+      <w:pPr>
+        <w:spacing w:before="100" w:beforeAutospacing="1" w:after="100" w:afterAutospacing="1" w:line="240" w:lineRule="auto"/>
+        <w:rPr>
+          <w:rFonts w:cs="Times New Roman"/>
+          <w:sz w:val="28"/>
+          <w:szCs w:val="28"/>
+          <w:lang w:val="ru-RU" w:eastAsia="ru-RU"/>
+        </w:rPr>
+      </w:pPr>
+      <w:r>
+        <w:rPr>
+          <w:rFonts w:cs="Times New Roman"/>
+          <w:sz w:val="28"/>
+          <w:szCs w:val="28"/>
+          <w:lang w:val="ru-RU" w:eastAsia="ru-RU"/>
+        </w:rPr>
+        <w:t xml:space="preserve">Она включает личный кабинет, уведомления и простые автоматизации по событиям. </w:t>
+      </w:r>
+    </w:p>
+    <w:p>
+      <w:pPr>
+        <w:spacing w:before="100" w:beforeAutospacing="1" w:after="100" w:afterAutospacing="1" w:line="240" w:lineRule="auto"/>
+        <w:rPr>
+          <w:rFonts w:cs="Times New Roman"/>
+          <w:sz w:val="28"/>
+          <w:szCs w:val="28"/>
+          <w:lang w:val="ru-RU" w:eastAsia="ru-RU"/>
+        </w:rPr>
+      </w:pPr>
+      <w:r>
+        <w:rPr>
+          <w:rFonts w:cs="Times New Roman"/>
+          <w:sz w:val="28"/>
+          <w:szCs w:val="28"/>
+          <w:lang w:val="ru-RU" w:eastAsia="ru-RU"/>
+        </w:rPr>
+        <w:lastRenderedPageBreak/>
+        <w:t xml:space="preserve">Также в проект добавлен ИИ-ассистент. Он используется только как помощник: может подготовить черновик, подсказку или ответ, но окончательное решение остаётся за сотрудником или преподавателем. </w:t>
+      </w:r>
+    </w:p>
+    <w:p>
+      <w:pPr>
+        <w:spacing w:before="100" w:beforeAutospacing="1" w:after="100" w:afterAutospacing="1" w:line="240" w:lineRule="auto"/>
+        <w:rPr>
+          <w:rFonts w:cs="Times New Roman"/>
+          <w:sz w:val="28"/>
+          <w:szCs w:val="28"/>
+          <w:lang w:val="ru-RU" w:eastAsia="ru-RU"/>
+        </w:rPr>
+      </w:pPr>
+      <w:r>
+        <w:rPr>
+          <w:rFonts w:cs="Times New Roman"/>
+          <w:sz w:val="28"/>
+          <w:szCs w:val="28"/>
+          <w:lang w:val="ru-RU" w:eastAsia="ru-RU"/>
+        </w:rPr>
+        <w:t xml:space="preserve">Слайд 10. Диаграмма прецедентов </w:t>
+      </w:r>
+    </w:p>
+    <w:p>
+      <w:pPr>
+        <w:spacing w:before="100" w:beforeAutospacing="1" w:after="100" w:afterAutospacing="1" w:line="240" w:lineRule="auto"/>
+        <w:rPr>
+          <w:rFonts w:cs="Times New Roman"/>
+          <w:sz w:val="28"/>
+          <w:szCs w:val="28"/>
+          <w:lang w:val="ru-RU" w:eastAsia="ru-RU"/>
+        </w:rPr>
+      </w:pPr>
+      <w:r>
+        <w:rPr>
+          <w:rFonts w:cs="Times New Roman"/>
+          <w:sz w:val="28"/>
+          <w:szCs w:val="28"/>
+          <w:lang w:val="ru-RU" w:eastAsia="ru-RU"/>
+        </w:rPr>
+        <w:t xml:space="preserve">На диаграмме прецедентов показано, какие действия доступны разным участникам системы. </w:t>
+      </w:r>
+    </w:p>
+    <w:p>
+      <w:pPr>
+        <w:spacing w:before="100" w:beforeAutospacing="1" w:after="100" w:afterAutospacing="1" w:line="240" w:lineRule="auto"/>
+        <w:rPr>
+          <w:rFonts w:cs="Times New Roman"/>
+          <w:sz w:val="28"/>
+          <w:szCs w:val="28"/>
+          <w:lang w:val="ru-RU" w:eastAsia="ru-RU"/>
+        </w:rPr>
+      </w:pPr>
+      <w:r>
+        <w:rPr>
+          <w:rFonts w:cs="Times New Roman"/>
+          <w:sz w:val="28"/>
+          <w:szCs w:val="28"/>
+          <w:lang w:val="ru-RU" w:eastAsia="ru-RU"/>
+        </w:rPr>
+        <w:t xml:space="preserve">Ученик может смотреть каталог, подавать заявку и проходить обучение. </w:t>
+      </w:r>
+    </w:p>
+    <w:p>
+      <w:pPr>
+        <w:spacing w:before="100" w:beforeAutospacing="1" w:after="100" w:afterAutospacing="1" w:line="240" w:lineRule="auto"/>
+        <w:rPr>
+          <w:rFonts w:cs="Times New Roman"/>
+          <w:sz w:val="28"/>
+          <w:szCs w:val="28"/>
+          <w:lang w:val="ru-RU" w:eastAsia="ru-RU"/>
+        </w:rPr>
+      </w:pPr>
+      <w:r>
+        <w:rPr>
+          <w:rFonts w:cs="Times New Roman"/>
+          <w:sz w:val="28"/>
+          <w:szCs w:val="28"/>
+          <w:lang w:val="ru-RU" w:eastAsia="ru-RU"/>
+        </w:rPr>
+        <w:t xml:space="preserve">Преподаватель работает только с теми группами, на которые он назначен. </w:t>
+      </w:r>
+    </w:p>
+    <w:p>
+      <w:pPr>
+        <w:spacing w:before="100" w:beforeAutospacing="1" w:after="100" w:afterAutospacing="1" w:line="240" w:lineRule="auto"/>
+        <w:rPr>
+          <w:rFonts w:cs="Times New Roman"/>
+          <w:sz w:val="28"/>
+          <w:szCs w:val="28"/>
+          <w:lang w:val="ru-RU" w:eastAsia="ru-RU"/>
+        </w:rPr>
+      </w:pPr>
+      <w:r>
+        <w:rPr>
+          <w:rFonts w:cs="Times New Roman"/>
+          <w:sz w:val="28"/>
+          <w:szCs w:val="28"/>
+          <w:lang w:val="ru-RU" w:eastAsia="ru-RU"/>
+        </w:rPr>
+        <w:t xml:space="preserve">Администратор и завуч управляют программами, группами, заявками и итоговыми документами. </w:t>
+      </w:r>
+    </w:p>
+    <w:p>
+      <w:pPr>
+        <w:spacing w:before="100" w:beforeAutospacing="1" w:after="100" w:afterAutospacing="1" w:line="240" w:lineRule="auto"/>
+        <w:rPr>
+          <w:rFonts w:cs="Times New Roman"/>
+          <w:sz w:val="28"/>
+          <w:szCs w:val="28"/>
+          <w:lang w:val="ru-RU" w:eastAsia="ru-RU"/>
+        </w:rPr>
+      </w:pPr>
+      <w:r>
+        <w:rPr>
+          <w:rFonts w:cs="Times New Roman"/>
+          <w:sz w:val="28"/>
+          <w:szCs w:val="28"/>
+          <w:lang w:val="ru-RU" w:eastAsia="ru-RU"/>
+        </w:rPr>
+        <w:t xml:space="preserve">Такое разделение нужно для безопасности и контроля доступа. </w:t>
+      </w:r>
+    </w:p>
+    <w:p>
+      <w:pPr>
+        <w:spacing w:before="100" w:beforeAutospacing="1" w:after="100" w:afterAutospacing="1" w:line="240" w:lineRule="auto"/>
+        <w:rPr>
+          <w:rFonts w:cs="Times New Roman"/>
+          <w:sz w:val="28"/>
+          <w:szCs w:val="28"/>
+          <w:lang w:val="ru-RU" w:eastAsia="ru-RU"/>
+        </w:rPr>
+      </w:pPr>
+      <w:r>
+        <w:rPr>
+          <w:rFonts w:cs="Times New Roman"/>
+          <w:sz w:val="28"/>
+          <w:szCs w:val="28"/>
+          <w:lang w:val="ru-RU" w:eastAsia="ru-RU"/>
+        </w:rPr>
+        <w:t xml:space="preserve">Слайд 13. Итог </w:t>
+      </w:r>
+    </w:p>
+    <w:p>
+      <w:pPr>
+        <w:spacing w:before="100" w:beforeAutospacing="1" w:after="100" w:afterAutospacing="1" w:line="240" w:lineRule="auto"/>
+        <w:rPr>
+          <w:rFonts w:cs="Times New Roman"/>
+          <w:sz w:val="28"/>
+          <w:szCs w:val="28"/>
+          <w:lang w:val="ru-RU" w:eastAsia="ru-RU"/>
+        </w:rPr>
+      </w:pPr>
+      <w:r>
+        <w:rPr>
+          <w:rFonts w:cs="Times New Roman"/>
+          <w:sz w:val="28"/>
+          <w:szCs w:val="28"/>
+          <w:lang w:val="ru-RU" w:eastAsia="ru-RU"/>
+        </w:rPr>
+        <w:t xml:space="preserve">В результате работы был спроектирован и реализован модуль образовательного процесса. </w:t>
+      </w:r>
+    </w:p>
+    <w:p>
+      <w:pPr>
+        <w:spacing w:before="100" w:beforeAutospacing="1" w:after="100" w:afterAutospacing="1" w:line="240" w:lineRule="auto"/>
+        <w:rPr>
+          <w:rFonts w:cs="Times New Roman"/>
+          <w:sz w:val="28"/>
+          <w:szCs w:val="28"/>
+          <w:lang w:val="ru-RU" w:eastAsia="ru-RU"/>
+        </w:rPr>
+      </w:pPr>
+      <w:r>
+        <w:rPr>
+          <w:rFonts w:cs="Times New Roman"/>
+          <w:sz w:val="28"/>
+          <w:szCs w:val="28"/>
+          <w:lang w:val="ru-RU" w:eastAsia="ru-RU"/>
+        </w:rPr>
+        <w:t xml:space="preserve">Были построены AS-IS и TO-BE модели, разработана логическая и физическая модель базы данных, описана архитектура и реализованы основные интерфейсы. </w:t>
+      </w:r>
+    </w:p>
+    <w:p>
+      <w:pPr>
+        <w:spacing w:before="100" w:beforeAutospacing="1" w:after="100" w:afterAutospacing="1" w:line="240" w:lineRule="auto"/>
+        <w:rPr>
+          <w:rFonts w:cs="Times New Roman"/>
+          <w:sz w:val="28"/>
+          <w:szCs w:val="28"/>
+          <w:lang w:val="ru-RU" w:eastAsia="ru-RU"/>
+        </w:rPr>
+      </w:pPr>
+      <w:r>
+        <w:rPr>
+          <w:rFonts w:cs="Times New Roman"/>
+          <w:sz w:val="28"/>
+          <w:szCs w:val="28"/>
+          <w:lang w:val="ru-RU" w:eastAsia="ru-RU"/>
+        </w:rPr>
+        <w:t xml:space="preserve">Также была показана польза внедрения модуля за счёт сокращения ручной работы. </w:t>
+      </w:r>
+    </w:p>
+    <w:p>
+      <w:pPr>
+        <w:spacing w:before="100" w:beforeAutospacing="1" w:after="100" w:afterAutospacing="1" w:line="240" w:lineRule="auto"/>
+        <w:rPr>
+          <w:rFonts w:cs="Times New Roman"/>
+          <w:sz w:val="28"/>
+          <w:szCs w:val="28"/>
+          <w:lang w:val="ru-RU" w:eastAsia="ru-RU"/>
+        </w:rPr>
+      </w:pPr>
+      <w:r>
+        <w:rPr>
+          <w:rFonts w:cs="Times New Roman"/>
+          <w:sz w:val="28"/>
+          <w:szCs w:val="28"/>
           <w:lang w:val="ru-RU" w:eastAsia="ru-RU"/>
         </w:rPr>
         <w:t>Спасибо за внимание. Доклад окончен.</w:t>
@@ -424,6 +1318,9 @@
     <w:p>
       <w:pPr>
         <w:rPr>
+          <w:rFonts w:cs="Times New Roman"/>
+          <w:sz w:val="28"/>
+          <w:szCs w:val="28"/>
           <w:lang w:val="ru-RU"/>
         </w:rPr>
       </w:pPr>
@@ -439,7 +1336,7 @@
 </file>
 
 <file path=word/numbering.xml><?xml version="1.0" encoding="utf-8"?>
-<w:numbering xmlns:wpc="http://schemas.microsoft.com/office/word/2010/wordprocessingCanvas" xmlns:cx="http://schemas.microsoft.com/office/drawing/2014/chartex" xmlns:cx1="http://schemas.microsoft.com/office/drawing/2015/9/8/chartex" xmlns:cx2="http://schemas.microsoft.com/office/drawing/2015/10/21/chartex" xmlns:cx3="http://schemas.microsoft.com/office/drawing/2016/5/9/chartex" xmlns:cx4="http://schemas.microsoft.com/office/drawing/2016/5/10/chartex" xmlns:cx5="http://schemas.microsoft.com/office/drawing/2016/5/11/chartex" xmlns:cx6="http://schemas.microsoft.com/office/drawing/2016/5/12/chartex" xmlns:cx7="http://schemas.microsoft.com/office/drawing/2016/5/13/chartex" xmlns:cx8="http://schemas.microsoft.com/office/drawing/2016/5/14/chartex" xmlns:mc="http://schemas.openxmlformats.org/markup-compatibility/2006" xmlns:aink="http://schemas.microsoft.com/office/drawing/2016/ink" xmlns:am3d="http://schemas.microsoft.com/office/drawing/2017/model3d" xmlns:o="urn:schemas-microsoft-com:office:office" xmlns:r="http://schemas.openxmlformats.org/officeDocument/2006/relationships" xmlns:m="http://schemas.openxmlformats.org/officeDocument/2006/math" xmlns:v="urn:schemas-microsoft-com:vml" xmlns:wp14="http://schemas.microsoft.com/office/word/2010/wordprocessingDrawing" xmlns:wp="http://schemas.openxmlformats.org/drawingml/2006/wordprocessingDrawing" xmlns:w10="urn:schemas-microsoft-com:office:word" xmlns:w="http://schemas.openxmlformats.org/wordprocessingml/2006/main" xmlns:w14="http://schemas.microsoft.com/office/word/2010/wordml" xmlns:w15="http://schemas.microsoft.com/office/word/2012/wordml" xmlns:w16cex="http://schemas.microsoft.com/office/word/2018/wordml/cex" xmlns:w16cid="http://schemas.microsoft.com/office/word/2016/wordml/cid" xmlns:w16="http://schemas.microsoft.com/office/word/2018/wordml" xmlns:w16sdtdh="http://schemas.microsoft.com/office/word/2020/wordml/sdtdatahash" xmlns:w16se="http://schemas.microsoft.com/office/word/2015/wordml/symex" xmlns:wpg="http://schemas.microsoft.com/office/word/2010/wordprocessingGroup" xmlns:wpi="http://schemas.microsoft.com/office/word/2010/wordprocessingInk" xmlns:wne="http://schemas.microsoft.com/office/word/2006/wordml" xmlns:wps="http://schemas.microsoft.com/office/word/2010/wordprocessingShape" mc:Ignorable="w14 w15 w16se w16cid w16 w16cex w16sdtdh wp14">
+<w:numbering xmlns:wpc="http://schemas.microsoft.com/office/word/2010/wordprocessingCanvas" xmlns:cx="http://schemas.microsoft.com/office/drawing/2014/chartex" xmlns:cx1="http://schemas.microsoft.com/office/drawing/2015/9/8/chartex" xmlns:cx2="http://schemas.microsoft.com/office/drawing/2015/10/21/chartex" xmlns:cx3="http://schemas.microsoft.com/office/drawing/2016/5/9/chartex" xmlns:cx4="http://schemas.microsoft.com/office/drawing/2016/5/10/chartex" xmlns:cx5="http://schemas.microsoft.com/office/drawing/2016/5/11/chartex" xmlns:cx6="http://schemas.microsoft.com/office/drawing/2016/5/12/chartex" xmlns:cx7="http://schemas.microsoft.com/office/drawing/2016/5/13/chartex" xmlns:cx8="http://schemas.microsoft.com/office/drawing/2016/5/14/chartex" xmlns:mc="http://schemas.openxmlformats.org/markup-compatibility/2006" xmlns:aink="http://schemas.microsoft.com/office/drawing/2016/ink" xmlns:am3d="http://schemas.microsoft.com/office/drawing/2017/model3d" xmlns:o="urn:schemas-microsoft-com:office:office" xmlns:r="http://schemas.openxmlformats.org/officeDocument/2006/relationships" xmlns:m="http://schemas.openxmlformats.org/officeDocument/2006/math" xmlns:v="urn:schemas-microsoft-com:vml" xmlns:wp14="http://schemas.microsoft.com/office/word/2010/wordprocessingDrawing" xmlns:wp="http://schemas.openxmlformats.org/drawingml/2006/wordprocessingDrawing" xmlns:w10="urn:schemas-microsoft-com:office:word" xmlns:w="http://schemas.openxmlformats.org/wordprocessingml/2006/main" xmlns:w14="http://schemas.microsoft.com/office/word/2010/wordml" xmlns:w15="http://schemas.microsoft.com/office/word/2012/wordml" xmlns:w16cex="http://schemas.microsoft.com/office/word/2018/wordml/cex" xmlns:w16cid="http://schemas.microsoft.com/office/word/2016/wordml/cid" xmlns:w16="http://schemas.microsoft.com/office/word/2018/wordml" xmlns:w16se="http://schemas.microsoft.com/office/word/2015/wordml/symex" xmlns:wpg="http://schemas.microsoft.com/office/word/2010/wordprocessingGroup" xmlns:wpi="http://schemas.microsoft.com/office/word/2010/wordprocessingInk" xmlns:wne="http://schemas.microsoft.com/office/word/2006/wordml" xmlns:wps="http://schemas.microsoft.com/office/word/2010/wordprocessingShape" mc:Ignorable="w14 w15 w16se w16cid w16 w16cex wp14">
   <w:abstractNum w:abstractNumId="0" w15:restartNumberingAfterBreak="0">
     <w:nsid w:val="FFFFFF7C"/>
     <w:multiLevelType w:val="singleLevel"/>
@@ -642,7 +1539,7 @@
 </file>
 
 <file path=word/styles.xml><?xml version="1.0" encoding="utf-8"?>
-<w:styles xmlns:mc="http://schemas.openxmlformats.org/markup-compatibility/2006" xmlns:r="http://schemas.openxmlformats.org/officeDocument/2006/relationships" xmlns:w="http://schemas.openxmlformats.org/wordprocessingml/2006/main" xmlns:w14="http://schemas.microsoft.com/office/word/2010/wordml" xmlns:w15="http://schemas.microsoft.com/office/word/2012/wordml" xmlns:w16cex="http://schemas.microsoft.com/office/word/2018/wordml/cex" xmlns:w16cid="http://schemas.microsoft.com/office/word/2016/wordml/cid" xmlns:w16="http://schemas.microsoft.com/office/word/2018/wordml" xmlns:w16sdtdh="http://schemas.microsoft.com/office/word/2020/wordml/sdtdatahash" xmlns:w16se="http://schemas.microsoft.com/office/word/2015/wordml/symex" mc:Ignorable="w14 w15 w16se w16cid w16 w16cex w16sdtdh">
+<w:styles xmlns:mc="http://schemas.openxmlformats.org/markup-compatibility/2006" xmlns:r="http://schemas.openxmlformats.org/officeDocument/2006/relationships" xmlns:w="http://schemas.openxmlformats.org/wordprocessingml/2006/main" xmlns:w14="http://schemas.microsoft.com/office/word/2010/wordml" xmlns:w15="http://schemas.microsoft.com/office/word/2012/wordml" xmlns:w16cex="http://schemas.microsoft.com/office/word/2018/wordml/cex" xmlns:w16cid="http://schemas.microsoft.com/office/word/2016/wordml/cid" xmlns:w16="http://schemas.microsoft.com/office/word/2018/wordml" xmlns:w16se="http://schemas.microsoft.com/office/word/2015/wordml/symex" mc:Ignorable="w14 w15 w16se w16cid w16 w16cex">
   <w:docDefaults>
     <w:rPrDefault>
       <w:rPr>
@@ -1251,7 +2148,6 @@
   <w:style w:type="character" w:default="1" w:styleId="a2">
     <w:name w:val="Default Paragraph Font"/>
     <w:uiPriority w:val="1"/>
-    <w:semiHidden/>
     <w:unhideWhenUsed/>
   </w:style>
   <w:style w:type="table" w:default="1" w:styleId="a3">
@@ -12362,7 +13258,7 @@
 </file>
 
 <file path=customXml/itemProps1.xml><?xml version="1.0" encoding="utf-8"?>
-<ds:datastoreItem xmlns:ds="http://schemas.openxmlformats.org/officeDocument/2006/customXml" ds:itemID="{B5AE0E35-FD11-49D3-9E37-656474E1C2A7}">
+<ds:datastoreItem xmlns:ds="http://schemas.openxmlformats.org/officeDocument/2006/customXml" ds:itemID="{AFA7BF5A-2CA6-454C-BD18-5261F08F4506}">
   <ds:schemaRefs>
     <ds:schemaRef ds:uri="http://schemas.openxmlformats.org/officeDocument/2006/bibliography"/>
   </ds:schemaRefs>
